--- a/docs/лаб13.docx
+++ b/docs/лаб13.docx
@@ -111,7 +111,7 @@
           <w:bCs/>
           <w:szCs w:val="28"/>
         </w:rPr>
-        <w:t>перспективной инженерии</w:t>
+        <w:t>Информационных технологий и кибербезопасности</w:t>
       </w:r>
     </w:p>
     <w:p>
@@ -806,7 +806,16 @@
                 <w:szCs w:val="28"/>
                 <w:u w:val="single"/>
               </w:rPr>
-              <w:t>, Института Перспективной Инженерии</w:t>
+              <w:t xml:space="preserve">, </w:t>
+            </w:r>
+            <w:r>
+              <w:rPr>
+                <w:bCs/>
+                <w:sz w:val="24"/>
+                <w:szCs w:val="24"/>
+                <w:u w:val="single"/>
+              </w:rPr>
+              <w:t>Информационных технологий и кибербезопасности</w:t>
             </w:r>
           </w:p>
           <w:p>
@@ -1233,6 +1242,7 @@
       </w:pPr>
       <w:r>
         <w:rPr>
+          <w:noProof/>
           <w:szCs w:val="28"/>
         </w:rPr>
         <w:drawing>
@@ -1278,7 +1288,6 @@
         <w:jc w:val="center"/>
         <w:rPr>
           <w:szCs w:val="28"/>
-          <w:lang w:val="en-US"/>
         </w:rPr>
       </w:pPr>
       <w:r>
@@ -1749,7 +1758,6 @@
         <w:rPr>
           <w:rFonts w:cs="Times New Roman"/>
           <w:szCs w:val="28"/>
-          <w:lang w:val="en-US"/>
         </w:rPr>
       </w:pPr>
       <w:proofErr w:type="spellStart"/>
@@ -2029,14 +2037,7 @@
           <w:rFonts w:cs="Times New Roman"/>
           <w:szCs w:val="28"/>
         </w:rPr>
-        <w:t xml:space="preserve"> - </w:t>
-      </w:r>
-      <w:r>
-        <w:rPr>
-          <w:rFonts w:cs="Times New Roman"/>
-          <w:szCs w:val="28"/>
-        </w:rPr>
-        <w:t xml:space="preserve">центральный класс </w:t>
+        <w:t xml:space="preserve"> - центральный класс </w:t>
       </w:r>
       <w:proofErr w:type="spellStart"/>
       <w:r>
@@ -2206,57 +2207,14 @@
         <w:rPr>
           <w:rFonts w:cs="Times New Roman"/>
           <w:szCs w:val="28"/>
-          <w:lang w:val="en-US"/>
-        </w:rPr>
-      </w:pPr>
-      <w:r>
-        <w:rPr>
-          <w:rFonts w:cs="Times New Roman"/>
-          <w:szCs w:val="28"/>
-        </w:rPr>
-        <w:t xml:space="preserve">При падении шага 3 </w:t>
-      </w:r>
-      <w:r>
-        <w:rPr>
-          <w:rFonts w:cs="Times New Roman"/>
-          <w:szCs w:val="28"/>
-        </w:rPr>
-        <w:t xml:space="preserve">выполняется </w:t>
-      </w:r>
-      <w:r>
-        <w:rPr>
-          <w:rFonts w:cs="Times New Roman"/>
-          <w:szCs w:val="28"/>
-        </w:rPr>
-        <w:t>компенс</w:t>
-      </w:r>
-      <w:r>
-        <w:rPr>
-          <w:rFonts w:cs="Times New Roman"/>
-          <w:szCs w:val="28"/>
-        </w:rPr>
-        <w:t>ация</w:t>
-      </w:r>
-      <w:r>
-        <w:rPr>
-          <w:rFonts w:cs="Times New Roman"/>
-          <w:szCs w:val="28"/>
-        </w:rPr>
-        <w:t xml:space="preserve"> шаг</w:t>
-      </w:r>
-      <w:r>
-        <w:rPr>
-          <w:rFonts w:cs="Times New Roman"/>
-          <w:szCs w:val="28"/>
-        </w:rPr>
-        <w:t>а</w:t>
-      </w:r>
-      <w:r>
-        <w:rPr>
-          <w:rFonts w:cs="Times New Roman"/>
-          <w:szCs w:val="28"/>
-        </w:rPr>
-        <w:t xml:space="preserve"> 2 и 1 в обратном порядке: вернуть оплату, отменить заказ.</w:t>
+        </w:rPr>
+      </w:pPr>
+      <w:r>
+        <w:rPr>
+          <w:rFonts w:cs="Times New Roman"/>
+          <w:szCs w:val="28"/>
+        </w:rPr>
+        <w:t>При падении шага 3 выполняется компенсация шага 2 и 1 в обратном порядке: вернуть оплату, отменить заказ.</w:t>
       </w:r>
     </w:p>
     <w:p>
@@ -2668,6 +2626,7 @@
         <w:rPr>
           <w:rFonts w:cs="Times New Roman"/>
           <w:szCs w:val="28"/>
+          <w:lang w:val="en-US"/>
         </w:rPr>
         <w:t>}</w:t>
       </w:r>
@@ -3790,16 +3749,37 @@
         <w:rPr>
           <w:rFonts w:cs="Times New Roman"/>
           <w:szCs w:val="28"/>
-          <w:lang w:val="en-US"/>
-        </w:rPr>
-      </w:pPr>
-      <w:r>
-        <w:rPr>
-          <w:rFonts w:cs="Times New Roman"/>
-          <w:szCs w:val="28"/>
-          <w:lang w:val="en-US"/>
-        </w:rPr>
-        <w:t xml:space="preserve">    /// &lt;summary&gt;</w:t>
+        </w:rPr>
+      </w:pPr>
+      <w:r>
+        <w:rPr>
+          <w:rFonts w:cs="Times New Roman"/>
+          <w:szCs w:val="28"/>
+          <w:lang w:val="en-US"/>
+        </w:rPr>
+        <w:t xml:space="preserve">    </w:t>
+      </w:r>
+      <w:r>
+        <w:rPr>
+          <w:rFonts w:cs="Times New Roman"/>
+          <w:szCs w:val="28"/>
+        </w:rPr>
+        <w:t>/// &lt;</w:t>
+      </w:r>
+      <w:r>
+        <w:rPr>
+          <w:rFonts w:cs="Times New Roman"/>
+          <w:szCs w:val="28"/>
+          <w:lang w:val="en-US"/>
+        </w:rPr>
+        <w:t>summary</w:t>
+      </w:r>
+      <w:r>
+        <w:rPr>
+          <w:rFonts w:cs="Times New Roman"/>
+          <w:szCs w:val="28"/>
+        </w:rPr>
+        <w:t>&gt;</w:t>
       </w:r>
       <w:r>
         <w:rPr>
@@ -3812,7 +3792,6 @@
         <w:rPr>
           <w:rFonts w:cs="Times New Roman"/>
           <w:szCs w:val="28"/>
-          <w:lang w:val="en-US"/>
         </w:rPr>
         <w:t xml:space="preserve"> </w:t>
       </w:r>
@@ -3827,7 +3806,6 @@
         <w:rPr>
           <w:rFonts w:cs="Times New Roman"/>
           <w:szCs w:val="28"/>
-          <w:lang w:val="en-US"/>
         </w:rPr>
         <w:t xml:space="preserve"> 2: </w:t>
       </w:r>
@@ -3842,7 +3820,6 @@
         <w:rPr>
           <w:rFonts w:cs="Times New Roman"/>
           <w:szCs w:val="28"/>
-          <w:lang w:val="en-US"/>
         </w:rPr>
         <w:t xml:space="preserve"> </w:t>
       </w:r>
@@ -3857,7 +3834,6 @@
         <w:rPr>
           <w:rFonts w:cs="Times New Roman"/>
           <w:szCs w:val="28"/>
-          <w:lang w:val="en-US"/>
         </w:rPr>
         <w:t xml:space="preserve"> (</w:t>
       </w:r>
@@ -3872,7 +3848,6 @@
         <w:rPr>
           <w:rFonts w:cs="Times New Roman"/>
           <w:szCs w:val="28"/>
-          <w:lang w:val="en-US"/>
         </w:rPr>
         <w:t xml:space="preserve"> </w:t>
       </w:r>
@@ -3888,7 +3863,6 @@
         <w:rPr>
           <w:rFonts w:cs="Times New Roman"/>
           <w:szCs w:val="28"/>
-          <w:lang w:val="en-US"/>
         </w:rPr>
         <w:t>).&lt;</w:t>
       </w:r>
@@ -3897,29 +3871,50 @@
         <w:rPr>
           <w:rFonts w:cs="Times New Roman"/>
           <w:szCs w:val="28"/>
-          <w:lang w:val="en-US"/>
-        </w:rPr>
-        <w:t>/summary&gt;</w:t>
-      </w:r>
-    </w:p>
-    <w:p>
-      <w:pPr>
-        <w:spacing w:after="0" w:line="360" w:lineRule="auto"/>
-        <w:ind w:firstLine="709"/>
-        <w:jc w:val="both"/>
-        <w:rPr>
-          <w:rFonts w:cs="Times New Roman"/>
-          <w:szCs w:val="28"/>
-          <w:lang w:val="en-US"/>
-        </w:rPr>
-      </w:pPr>
-      <w:r>
-        <w:rPr>
-          <w:rFonts w:cs="Times New Roman"/>
-          <w:szCs w:val="28"/>
-          <w:lang w:val="en-US"/>
-        </w:rPr>
-        <w:t xml:space="preserve">    public async Task </w:t>
+        </w:rPr>
+        <w:t>/</w:t>
+      </w:r>
+      <w:r>
+        <w:rPr>
+          <w:rFonts w:cs="Times New Roman"/>
+          <w:szCs w:val="28"/>
+          <w:lang w:val="en-US"/>
+        </w:rPr>
+        <w:t>summary</w:t>
+      </w:r>
+      <w:r>
+        <w:rPr>
+          <w:rFonts w:cs="Times New Roman"/>
+          <w:szCs w:val="28"/>
+        </w:rPr>
+        <w:t>&gt;</w:t>
+      </w:r>
+    </w:p>
+    <w:p>
+      <w:pPr>
+        <w:spacing w:after="0" w:line="360" w:lineRule="auto"/>
+        <w:ind w:firstLine="709"/>
+        <w:jc w:val="both"/>
+        <w:rPr>
+          <w:rFonts w:cs="Times New Roman"/>
+          <w:szCs w:val="28"/>
+          <w:lang w:val="en-US"/>
+        </w:rPr>
+      </w:pPr>
+      <w:r>
+        <w:rPr>
+          <w:rFonts w:cs="Times New Roman"/>
+          <w:szCs w:val="28"/>
+        </w:rPr>
+        <w:t xml:space="preserve">    </w:t>
+      </w:r>
+      <w:r>
+        <w:rPr>
+          <w:rFonts w:cs="Times New Roman"/>
+          <w:szCs w:val="28"/>
+          <w:lang w:val="en-US"/>
+        </w:rPr>
+        <w:t xml:space="preserve">public async Task </w:t>
       </w:r>
       <w:proofErr w:type="spellStart"/>
       <w:proofErr w:type="gramStart"/>
@@ -4145,16 +4140,37 @@
         <w:rPr>
           <w:rFonts w:cs="Times New Roman"/>
           <w:szCs w:val="28"/>
-          <w:lang w:val="en-US"/>
-        </w:rPr>
-      </w:pPr>
-      <w:r>
-        <w:rPr>
-          <w:rFonts w:cs="Times New Roman"/>
-          <w:szCs w:val="28"/>
-          <w:lang w:val="en-US"/>
-        </w:rPr>
-        <w:t xml:space="preserve">    /// &lt;summary&gt;</w:t>
+        </w:rPr>
+      </w:pPr>
+      <w:r>
+        <w:rPr>
+          <w:rFonts w:cs="Times New Roman"/>
+          <w:szCs w:val="28"/>
+          <w:lang w:val="en-US"/>
+        </w:rPr>
+        <w:t xml:space="preserve">    </w:t>
+      </w:r>
+      <w:r>
+        <w:rPr>
+          <w:rFonts w:cs="Times New Roman"/>
+          <w:szCs w:val="28"/>
+        </w:rPr>
+        <w:t>/// &lt;</w:t>
+      </w:r>
+      <w:r>
+        <w:rPr>
+          <w:rFonts w:cs="Times New Roman"/>
+          <w:szCs w:val="28"/>
+          <w:lang w:val="en-US"/>
+        </w:rPr>
+        <w:t>summary</w:t>
+      </w:r>
+      <w:r>
+        <w:rPr>
+          <w:rFonts w:cs="Times New Roman"/>
+          <w:szCs w:val="28"/>
+        </w:rPr>
+        <w:t>&gt;</w:t>
       </w:r>
       <w:r>
         <w:rPr>
@@ -4167,9 +4183,23 @@
         <w:rPr>
           <w:rFonts w:cs="Times New Roman"/>
           <w:szCs w:val="28"/>
-          <w:lang w:val="en-US"/>
-        </w:rPr>
-        <w:t xml:space="preserve"> 3 Saga: </w:t>
+        </w:rPr>
+        <w:t xml:space="preserve"> 3 </w:t>
+      </w:r>
+      <w:r>
+        <w:rPr>
+          <w:rFonts w:cs="Times New Roman"/>
+          <w:szCs w:val="28"/>
+          <w:lang w:val="en-US"/>
+        </w:rPr>
+        <w:t>Saga</w:t>
+      </w:r>
+      <w:r>
+        <w:rPr>
+          <w:rFonts w:cs="Times New Roman"/>
+          <w:szCs w:val="28"/>
+        </w:rPr>
+        <w:t xml:space="preserve">: </w:t>
       </w:r>
       <w:r>
         <w:rPr>
@@ -4182,7 +4212,6 @@
         <w:rPr>
           <w:rFonts w:cs="Times New Roman"/>
           <w:szCs w:val="28"/>
-          <w:lang w:val="en-US"/>
         </w:rPr>
         <w:t xml:space="preserve"> </w:t>
       </w:r>
@@ -4197,7 +4226,6 @@
         <w:rPr>
           <w:rFonts w:cs="Times New Roman"/>
           <w:szCs w:val="28"/>
-          <w:lang w:val="en-US"/>
         </w:rPr>
         <w:t xml:space="preserve"> (</w:t>
       </w:r>
@@ -4212,7 +4240,6 @@
         <w:rPr>
           <w:rFonts w:cs="Times New Roman"/>
           <w:szCs w:val="28"/>
-          <w:lang w:val="en-US"/>
         </w:rPr>
         <w:t xml:space="preserve"> </w:t>
       </w:r>
@@ -4228,7 +4255,6 @@
         <w:rPr>
           <w:rFonts w:cs="Times New Roman"/>
           <w:szCs w:val="28"/>
-          <w:lang w:val="en-US"/>
         </w:rPr>
         <w:t>).&lt;</w:t>
       </w:r>
@@ -4237,29 +4263,50 @@
         <w:rPr>
           <w:rFonts w:cs="Times New Roman"/>
           <w:szCs w:val="28"/>
-          <w:lang w:val="en-US"/>
-        </w:rPr>
-        <w:t>/summary&gt;</w:t>
-      </w:r>
-    </w:p>
-    <w:p>
-      <w:pPr>
-        <w:spacing w:after="0" w:line="360" w:lineRule="auto"/>
-        <w:ind w:firstLine="709"/>
-        <w:jc w:val="both"/>
-        <w:rPr>
-          <w:rFonts w:cs="Times New Roman"/>
-          <w:szCs w:val="28"/>
-          <w:lang w:val="en-US"/>
-        </w:rPr>
-      </w:pPr>
-      <w:r>
-        <w:rPr>
-          <w:rFonts w:cs="Times New Roman"/>
-          <w:szCs w:val="28"/>
-          <w:lang w:val="en-US"/>
-        </w:rPr>
-        <w:t xml:space="preserve">    public async Task </w:t>
+        </w:rPr>
+        <w:t>/</w:t>
+      </w:r>
+      <w:r>
+        <w:rPr>
+          <w:rFonts w:cs="Times New Roman"/>
+          <w:szCs w:val="28"/>
+          <w:lang w:val="en-US"/>
+        </w:rPr>
+        <w:t>summary</w:t>
+      </w:r>
+      <w:r>
+        <w:rPr>
+          <w:rFonts w:cs="Times New Roman"/>
+          <w:szCs w:val="28"/>
+        </w:rPr>
+        <w:t>&gt;</w:t>
+      </w:r>
+    </w:p>
+    <w:p>
+      <w:pPr>
+        <w:spacing w:after="0" w:line="360" w:lineRule="auto"/>
+        <w:ind w:firstLine="709"/>
+        <w:jc w:val="both"/>
+        <w:rPr>
+          <w:rFonts w:cs="Times New Roman"/>
+          <w:szCs w:val="28"/>
+          <w:lang w:val="en-US"/>
+        </w:rPr>
+      </w:pPr>
+      <w:r>
+        <w:rPr>
+          <w:rFonts w:cs="Times New Roman"/>
+          <w:szCs w:val="28"/>
+        </w:rPr>
+        <w:t xml:space="preserve">    </w:t>
+      </w:r>
+      <w:r>
+        <w:rPr>
+          <w:rFonts w:cs="Times New Roman"/>
+          <w:szCs w:val="28"/>
+          <w:lang w:val="en-US"/>
+        </w:rPr>
+        <w:t xml:space="preserve">public async Task </w:t>
       </w:r>
       <w:proofErr w:type="spellStart"/>
       <w:proofErr w:type="gramStart"/>
@@ -4606,7 +4653,6 @@
         <w:rPr>
           <w:rFonts w:cs="Times New Roman"/>
           <w:szCs w:val="28"/>
-          <w:lang w:val="en-US"/>
         </w:rPr>
       </w:pPr>
       <w:r>
@@ -4625,7 +4671,6 @@
         <w:rPr>
           <w:rFonts w:cs="Times New Roman"/>
           <w:szCs w:val="28"/>
-          <w:lang w:val="en-US"/>
         </w:rPr>
       </w:pPr>
     </w:p>
@@ -5996,23 +6041,7 @@
           <w:rFonts w:cs="Times New Roman"/>
           <w:szCs w:val="28"/>
         </w:rPr>
-        <w:t xml:space="preserve"> </w:t>
-      </w:r>
-      <w:proofErr w:type="spellStart"/>
-      <w:r>
-        <w:rPr>
-          <w:rFonts w:cs="Times New Roman"/>
-          <w:szCs w:val="28"/>
-        </w:rPr>
-        <w:t>order</w:t>
-      </w:r>
-      <w:proofErr w:type="spellEnd"/>
-      <w:r>
-        <w:rPr>
-          <w:rFonts w:cs="Times New Roman"/>
-          <w:szCs w:val="28"/>
-        </w:rPr>
-        <w:t>;</w:t>
+        <w:t xml:space="preserve"> order;</w:t>
       </w:r>
     </w:p>
     <w:p>
@@ -6603,23 +6632,7 @@
           <w:rFonts w:cs="Times New Roman"/>
           <w:szCs w:val="28"/>
         </w:rPr>
-        <w:t xml:space="preserve"> </w:t>
-      </w:r>
-      <w:proofErr w:type="spellStart"/>
-      <w:r>
-        <w:rPr>
-          <w:rFonts w:cs="Times New Roman"/>
-          <w:szCs w:val="28"/>
-        </w:rPr>
-        <w:t>paymentId</w:t>
-      </w:r>
-      <w:proofErr w:type="spellEnd"/>
-      <w:r>
-        <w:rPr>
-          <w:rFonts w:cs="Times New Roman"/>
-          <w:szCs w:val="28"/>
-        </w:rPr>
-        <w:t>;</w:t>
+        <w:t xml:space="preserve"> paymentId;</w:t>
       </w:r>
     </w:p>
     <w:p>
@@ -8001,14 +8014,23 @@
         <w:rPr>
           <w:rFonts w:cs="Times New Roman"/>
           <w:szCs w:val="28"/>
-        </w:rPr>
-      </w:pPr>
-      <w:r>
-        <w:rPr>
-          <w:rFonts w:cs="Times New Roman"/>
-          <w:szCs w:val="28"/>
-        </w:rPr>
-        <w:t xml:space="preserve">                _</w:t>
+          <w:lang w:val="en-US"/>
+        </w:rPr>
+      </w:pPr>
+      <w:r>
+        <w:rPr>
+          <w:rFonts w:cs="Times New Roman"/>
+          <w:szCs w:val="28"/>
+        </w:rPr>
+        <w:t xml:space="preserve">                </w:t>
+      </w:r>
+      <w:r>
+        <w:rPr>
+          <w:rFonts w:cs="Times New Roman"/>
+          <w:szCs w:val="28"/>
+          <w:lang w:val="en-US"/>
+        </w:rPr>
+        <w:t>_</w:t>
       </w:r>
       <w:proofErr w:type="spellStart"/>
       <w:proofErr w:type="gramStart"/>
@@ -8016,6 +8038,7 @@
         <w:rPr>
           <w:rFonts w:cs="Times New Roman"/>
           <w:szCs w:val="28"/>
+          <w:lang w:val="en-US"/>
         </w:rPr>
         <w:t>orders.RemoveAll</w:t>
       </w:r>
@@ -8025,22 +8048,27 @@
         <w:rPr>
           <w:rFonts w:cs="Times New Roman"/>
           <w:szCs w:val="28"/>
+          <w:lang w:val="en-US"/>
         </w:rPr>
         <w:t xml:space="preserve">(o =&gt; </w:t>
       </w:r>
       <w:proofErr w:type="spellStart"/>
-      <w:r>
-        <w:rPr>
-          <w:rFonts w:cs="Times New Roman"/>
-          <w:szCs w:val="28"/>
+      <w:proofErr w:type="gramStart"/>
+      <w:r>
+        <w:rPr>
+          <w:rFonts w:cs="Times New Roman"/>
+          <w:szCs w:val="28"/>
+          <w:lang w:val="en-US"/>
         </w:rPr>
         <w:t>o.Id</w:t>
       </w:r>
       <w:proofErr w:type="spellEnd"/>
-      <w:r>
-        <w:rPr>
-          <w:rFonts w:cs="Times New Roman"/>
-          <w:szCs w:val="28"/>
+      <w:proofErr w:type="gramEnd"/>
+      <w:r>
+        <w:rPr>
+          <w:rFonts w:cs="Times New Roman"/>
+          <w:szCs w:val="28"/>
+          <w:lang w:val="en-US"/>
         </w:rPr>
         <w:t xml:space="preserve"> == </w:t>
       </w:r>
@@ -8050,6 +8078,7 @@
         <w:rPr>
           <w:rFonts w:cs="Times New Roman"/>
           <w:szCs w:val="28"/>
+          <w:lang w:val="en-US"/>
         </w:rPr>
         <w:t>order.Id</w:t>
       </w:r>
@@ -8059,6 +8088,7 @@
         <w:rPr>
           <w:rFonts w:cs="Times New Roman"/>
           <w:szCs w:val="28"/>
+          <w:lang w:val="en-US"/>
         </w:rPr>
         <w:t>);</w:t>
       </w:r>
@@ -8071,12 +8101,14 @@
         <w:rPr>
           <w:rFonts w:cs="Times New Roman"/>
           <w:szCs w:val="28"/>
-        </w:rPr>
-      </w:pPr>
-      <w:r>
-        <w:rPr>
-          <w:rFonts w:cs="Times New Roman"/>
-          <w:szCs w:val="28"/>
+          <w:lang w:val="en-US"/>
+        </w:rPr>
+      </w:pPr>
+      <w:r>
+        <w:rPr>
+          <w:rFonts w:cs="Times New Roman"/>
+          <w:szCs w:val="28"/>
+          <w:lang w:val="en-US"/>
         </w:rPr>
         <w:t xml:space="preserve">                </w:t>
       </w:r>
@@ -8086,6 +8118,7 @@
         <w:rPr>
           <w:rFonts w:cs="Times New Roman"/>
           <w:szCs w:val="28"/>
+          <w:lang w:val="en-US"/>
         </w:rPr>
         <w:t>log.Add</w:t>
       </w:r>
@@ -8095,14 +8128,61 @@
         <w:rPr>
           <w:rFonts w:cs="Times New Roman"/>
           <w:szCs w:val="28"/>
-        </w:rPr>
-        <w:t>($"Компенсация шага 1: заказ #{</w:t>
+          <w:lang w:val="en-US"/>
+        </w:rPr>
+        <w:t>($"</w:t>
+      </w:r>
+      <w:r>
+        <w:rPr>
+          <w:rFonts w:cs="Times New Roman"/>
+          <w:szCs w:val="28"/>
+        </w:rPr>
+        <w:t>Компенсация</w:t>
+      </w:r>
+      <w:r>
+        <w:rPr>
+          <w:rFonts w:cs="Times New Roman"/>
+          <w:szCs w:val="28"/>
+          <w:lang w:val="en-US"/>
+        </w:rPr>
+        <w:t xml:space="preserve"> </w:t>
+      </w:r>
+      <w:r>
+        <w:rPr>
+          <w:rFonts w:cs="Times New Roman"/>
+          <w:szCs w:val="28"/>
+        </w:rPr>
+        <w:t>шага</w:t>
+      </w:r>
+      <w:r>
+        <w:rPr>
+          <w:rFonts w:cs="Times New Roman"/>
+          <w:szCs w:val="28"/>
+          <w:lang w:val="en-US"/>
+        </w:rPr>
+        <w:t xml:space="preserve"> 1: </w:t>
+      </w:r>
+      <w:r>
+        <w:rPr>
+          <w:rFonts w:cs="Times New Roman"/>
+          <w:szCs w:val="28"/>
+        </w:rPr>
+        <w:t>заказ</w:t>
+      </w:r>
+      <w:r>
+        <w:rPr>
+          <w:rFonts w:cs="Times New Roman"/>
+          <w:szCs w:val="28"/>
+          <w:lang w:val="en-US"/>
+        </w:rPr>
+        <w:t xml:space="preserve"> #{</w:t>
       </w:r>
       <w:proofErr w:type="gramStart"/>
       <w:r>
         <w:rPr>
           <w:rFonts w:cs="Times New Roman"/>
           <w:szCs w:val="28"/>
+          <w:lang w:val="en-US"/>
         </w:rPr>
         <w:t>order.Id</w:t>
       </w:r>
@@ -8111,36 +8191,54 @@
         <w:rPr>
           <w:rFonts w:cs="Times New Roman"/>
           <w:szCs w:val="28"/>
-        </w:rPr>
-        <w:t>} отменён.");</w:t>
-      </w:r>
-    </w:p>
-    <w:p>
-      <w:pPr>
-        <w:spacing w:after="0" w:line="360" w:lineRule="auto"/>
-        <w:ind w:firstLine="709"/>
-        <w:jc w:val="both"/>
-        <w:rPr>
-          <w:rFonts w:cs="Times New Roman"/>
-          <w:szCs w:val="28"/>
-        </w:rPr>
-      </w:pPr>
-    </w:p>
-    <w:p>
-      <w:pPr>
-        <w:spacing w:after="0" w:line="360" w:lineRule="auto"/>
-        <w:ind w:firstLine="709"/>
-        <w:jc w:val="both"/>
-        <w:rPr>
-          <w:rFonts w:cs="Times New Roman"/>
-          <w:szCs w:val="28"/>
-          <w:lang w:val="en-US"/>
-        </w:rPr>
-      </w:pPr>
-      <w:r>
-        <w:rPr>
-          <w:rFonts w:cs="Times New Roman"/>
-          <w:szCs w:val="28"/>
+          <w:lang w:val="en-US"/>
+        </w:rPr>
+        <w:t xml:space="preserve">} </w:t>
+      </w:r>
+      <w:r>
+        <w:rPr>
+          <w:rFonts w:cs="Times New Roman"/>
+          <w:szCs w:val="28"/>
+        </w:rPr>
+        <w:t>отменён</w:t>
+      </w:r>
+      <w:r>
+        <w:rPr>
+          <w:rFonts w:cs="Times New Roman"/>
+          <w:szCs w:val="28"/>
+          <w:lang w:val="en-US"/>
+        </w:rPr>
+        <w:t>.");</w:t>
+      </w:r>
+    </w:p>
+    <w:p>
+      <w:pPr>
+        <w:spacing w:after="0" w:line="360" w:lineRule="auto"/>
+        <w:ind w:firstLine="709"/>
+        <w:jc w:val="both"/>
+        <w:rPr>
+          <w:rFonts w:cs="Times New Roman"/>
+          <w:szCs w:val="28"/>
+          <w:lang w:val="en-US"/>
+        </w:rPr>
+      </w:pPr>
+    </w:p>
+    <w:p>
+      <w:pPr>
+        <w:spacing w:after="0" w:line="360" w:lineRule="auto"/>
+        <w:ind w:firstLine="709"/>
+        <w:jc w:val="both"/>
+        <w:rPr>
+          <w:rFonts w:cs="Times New Roman"/>
+          <w:szCs w:val="28"/>
+          <w:lang w:val="en-US"/>
+        </w:rPr>
+      </w:pPr>
+      <w:r>
+        <w:rPr>
+          <w:rFonts w:cs="Times New Roman"/>
+          <w:szCs w:val="28"/>
+          <w:lang w:val="en-US"/>
         </w:rPr>
         <w:lastRenderedPageBreak/>
         <w:t xml:space="preserve">                </w:t>
@@ -9724,16 +9822,37 @@
         <w:rPr>
           <w:rFonts w:cs="Times New Roman"/>
           <w:szCs w:val="28"/>
-          <w:lang w:val="en-US"/>
-        </w:rPr>
-      </w:pPr>
-      <w:r>
-        <w:rPr>
-          <w:rFonts w:cs="Times New Roman"/>
-          <w:szCs w:val="28"/>
-          <w:lang w:val="en-US"/>
-        </w:rPr>
-        <w:t xml:space="preserve">    /// &lt;summary&gt;</w:t>
+        </w:rPr>
+      </w:pPr>
+      <w:r>
+        <w:rPr>
+          <w:rFonts w:cs="Times New Roman"/>
+          <w:szCs w:val="28"/>
+          <w:lang w:val="en-US"/>
+        </w:rPr>
+        <w:t xml:space="preserve">    </w:t>
+      </w:r>
+      <w:r>
+        <w:rPr>
+          <w:rFonts w:cs="Times New Roman"/>
+          <w:szCs w:val="28"/>
+        </w:rPr>
+        <w:t>/// &lt;</w:t>
+      </w:r>
+      <w:r>
+        <w:rPr>
+          <w:rFonts w:cs="Times New Roman"/>
+          <w:szCs w:val="28"/>
+          <w:lang w:val="en-US"/>
+        </w:rPr>
+        <w:t>summary</w:t>
+      </w:r>
+      <w:r>
+        <w:rPr>
+          <w:rFonts w:cs="Times New Roman"/>
+          <w:szCs w:val="28"/>
+        </w:rPr>
+        <w:t>&gt;</w:t>
       </w:r>
       <w:r>
         <w:rPr>
@@ -9746,7 +9865,6 @@
         <w:rPr>
           <w:rFonts w:cs="Times New Roman"/>
           <w:szCs w:val="28"/>
-          <w:lang w:val="en-US"/>
         </w:rPr>
         <w:t xml:space="preserve"> </w:t>
       </w:r>
@@ -9761,7 +9879,6 @@
         <w:rPr>
           <w:rFonts w:cs="Times New Roman"/>
           <w:szCs w:val="28"/>
-          <w:lang w:val="en-US"/>
         </w:rPr>
         <w:t xml:space="preserve"> </w:t>
       </w:r>
@@ -9776,7 +9893,6 @@
         <w:rPr>
           <w:rFonts w:cs="Times New Roman"/>
           <w:szCs w:val="28"/>
-          <w:lang w:val="en-US"/>
         </w:rPr>
         <w:t xml:space="preserve"> (</w:t>
       </w:r>
@@ -9791,7 +9907,6 @@
         <w:rPr>
           <w:rFonts w:cs="Times New Roman"/>
           <w:szCs w:val="28"/>
-          <w:lang w:val="en-US"/>
         </w:rPr>
         <w:t xml:space="preserve"> </w:t>
       </w:r>
@@ -9806,7 +9921,6 @@
         <w:rPr>
           <w:rFonts w:cs="Times New Roman"/>
           <w:szCs w:val="28"/>
-          <w:lang w:val="en-US"/>
         </w:rPr>
         <w:t xml:space="preserve"> </w:t>
       </w:r>
@@ -9822,7 +9936,6 @@
         <w:rPr>
           <w:rFonts w:cs="Times New Roman"/>
           <w:szCs w:val="28"/>
-          <w:lang w:val="en-US"/>
         </w:rPr>
         <w:t>).&lt;</w:t>
       </w:r>
@@ -9831,29 +9944,50 @@
         <w:rPr>
           <w:rFonts w:cs="Times New Roman"/>
           <w:szCs w:val="28"/>
-          <w:lang w:val="en-US"/>
-        </w:rPr>
-        <w:t>/summary&gt;</w:t>
-      </w:r>
-    </w:p>
-    <w:p>
-      <w:pPr>
-        <w:spacing w:after="0" w:line="360" w:lineRule="auto"/>
-        <w:ind w:firstLine="709"/>
-        <w:jc w:val="both"/>
-        <w:rPr>
-          <w:rFonts w:cs="Times New Roman"/>
-          <w:szCs w:val="28"/>
-          <w:lang w:val="en-US"/>
-        </w:rPr>
-      </w:pPr>
-      <w:r>
-        <w:rPr>
-          <w:rFonts w:cs="Times New Roman"/>
-          <w:szCs w:val="28"/>
-          <w:lang w:val="en-US"/>
-        </w:rPr>
-        <w:t xml:space="preserve">    [HttpGet]</w:t>
+        </w:rPr>
+        <w:t>/</w:t>
+      </w:r>
+      <w:r>
+        <w:rPr>
+          <w:rFonts w:cs="Times New Roman"/>
+          <w:szCs w:val="28"/>
+          <w:lang w:val="en-US"/>
+        </w:rPr>
+        <w:t>summary</w:t>
+      </w:r>
+      <w:r>
+        <w:rPr>
+          <w:rFonts w:cs="Times New Roman"/>
+          <w:szCs w:val="28"/>
+        </w:rPr>
+        <w:t>&gt;</w:t>
+      </w:r>
+    </w:p>
+    <w:p>
+      <w:pPr>
+        <w:spacing w:after="0" w:line="360" w:lineRule="auto"/>
+        <w:ind w:firstLine="709"/>
+        <w:jc w:val="both"/>
+        <w:rPr>
+          <w:rFonts w:cs="Times New Roman"/>
+          <w:szCs w:val="28"/>
+          <w:lang w:val="en-US"/>
+        </w:rPr>
+      </w:pPr>
+      <w:r>
+        <w:rPr>
+          <w:rFonts w:cs="Times New Roman"/>
+          <w:szCs w:val="28"/>
+        </w:rPr>
+        <w:t xml:space="preserve">    </w:t>
+      </w:r>
+      <w:r>
+        <w:rPr>
+          <w:rFonts w:cs="Times New Roman"/>
+          <w:szCs w:val="28"/>
+          <w:lang w:val="en-US"/>
+        </w:rPr>
+        <w:t>[HttpGet]</w:t>
       </w:r>
     </w:p>
     <w:p>
@@ -9938,7 +10072,6 @@
         <w:rPr>
           <w:rFonts w:cs="Times New Roman"/>
           <w:szCs w:val="28"/>
-          <w:lang w:val="en-US"/>
         </w:rPr>
       </w:pPr>
     </w:p>
@@ -9965,7 +10098,14 @@
           <w:szCs w:val="28"/>
           <w:lang w:val="en-US"/>
         </w:rPr>
-        <w:t>Payment(</w:t>
+        <w:t>Payment</w:t>
+      </w:r>
+      <w:r>
+        <w:rPr>
+          <w:rFonts w:cs="Times New Roman"/>
+          <w:szCs w:val="28"/>
+        </w:rPr>
+        <w:t>(</w:t>
       </w:r>
       <w:r>
         <w:rPr>
@@ -9978,7 +10118,6 @@
         <w:rPr>
           <w:rFonts w:cs="Times New Roman"/>
           <w:szCs w:val="28"/>
-          <w:lang w:val="en-US"/>
         </w:rPr>
         <w:t>)</w:t>
       </w:r>
@@ -10332,7 +10471,6 @@
         <w:rPr>
           <w:rFonts w:cs="Times New Roman"/>
           <w:szCs w:val="28"/>
-          <w:lang w:val="en-US"/>
         </w:rPr>
       </w:pPr>
     </w:p>
@@ -10880,16 +11018,37 @@
         <w:rPr>
           <w:rFonts w:cs="Times New Roman"/>
           <w:szCs w:val="28"/>
-          <w:lang w:val="en-US"/>
-        </w:rPr>
-      </w:pPr>
-      <w:r>
-        <w:rPr>
-          <w:rFonts w:cs="Times New Roman"/>
-          <w:szCs w:val="28"/>
-          <w:lang w:val="en-US"/>
-        </w:rPr>
-        <w:t xml:space="preserve">    /// &lt;summary&gt;</w:t>
+        </w:rPr>
+      </w:pPr>
+      <w:r>
+        <w:rPr>
+          <w:rFonts w:cs="Times New Roman"/>
+          <w:szCs w:val="28"/>
+          <w:lang w:val="en-US"/>
+        </w:rPr>
+        <w:t xml:space="preserve">    </w:t>
+      </w:r>
+      <w:r>
+        <w:rPr>
+          <w:rFonts w:cs="Times New Roman"/>
+          <w:szCs w:val="28"/>
+        </w:rPr>
+        <w:t>/// &lt;</w:t>
+      </w:r>
+      <w:r>
+        <w:rPr>
+          <w:rFonts w:cs="Times New Roman"/>
+          <w:szCs w:val="28"/>
+          <w:lang w:val="en-US"/>
+        </w:rPr>
+        <w:t>summary</w:t>
+      </w:r>
+      <w:r>
+        <w:rPr>
+          <w:rFonts w:cs="Times New Roman"/>
+          <w:szCs w:val="28"/>
+        </w:rPr>
+        <w:t>&gt;</w:t>
       </w:r>
       <w:r>
         <w:rPr>
@@ -10902,9 +11061,23 @@
         <w:rPr>
           <w:rFonts w:cs="Times New Roman"/>
           <w:szCs w:val="28"/>
-          <w:lang w:val="en-US"/>
-        </w:rPr>
-        <w:t xml:space="preserve"> 2 Saga: </w:t>
+        </w:rPr>
+        <w:t xml:space="preserve"> 2 </w:t>
+      </w:r>
+      <w:r>
+        <w:rPr>
+          <w:rFonts w:cs="Times New Roman"/>
+          <w:szCs w:val="28"/>
+          <w:lang w:val="en-US"/>
+        </w:rPr>
+        <w:t>Saga</w:t>
+      </w:r>
+      <w:r>
+        <w:rPr>
+          <w:rFonts w:cs="Times New Roman"/>
+          <w:szCs w:val="28"/>
+        </w:rPr>
+        <w:t xml:space="preserve">: </w:t>
       </w:r>
       <w:r>
         <w:rPr>
@@ -10917,7 +11090,6 @@
         <w:rPr>
           <w:rFonts w:cs="Times New Roman"/>
           <w:szCs w:val="28"/>
-          <w:lang w:val="en-US"/>
         </w:rPr>
         <w:t xml:space="preserve"> </w:t>
       </w:r>
@@ -10933,7 +11105,6 @@
         <w:rPr>
           <w:rFonts w:cs="Times New Roman"/>
           <w:szCs w:val="28"/>
-          <w:lang w:val="en-US"/>
         </w:rPr>
         <w:t>.&lt;</w:t>
       </w:r>
@@ -10942,29 +11113,50 @@
         <w:rPr>
           <w:rFonts w:cs="Times New Roman"/>
           <w:szCs w:val="28"/>
-          <w:lang w:val="en-US"/>
-        </w:rPr>
-        <w:t>/summary&gt;</w:t>
-      </w:r>
-    </w:p>
-    <w:p>
-      <w:pPr>
-        <w:spacing w:after="0" w:line="360" w:lineRule="auto"/>
-        <w:ind w:firstLine="709"/>
-        <w:jc w:val="both"/>
-        <w:rPr>
-          <w:rFonts w:cs="Times New Roman"/>
-          <w:szCs w:val="28"/>
-          <w:lang w:val="en-US"/>
-        </w:rPr>
-      </w:pPr>
-      <w:r>
-        <w:rPr>
-          <w:rFonts w:cs="Times New Roman"/>
-          <w:szCs w:val="28"/>
-          <w:lang w:val="en-US"/>
-        </w:rPr>
-        <w:t xml:space="preserve">    [</w:t>
+        </w:rPr>
+        <w:t>/</w:t>
+      </w:r>
+      <w:r>
+        <w:rPr>
+          <w:rFonts w:cs="Times New Roman"/>
+          <w:szCs w:val="28"/>
+          <w:lang w:val="en-US"/>
+        </w:rPr>
+        <w:t>summary</w:t>
+      </w:r>
+      <w:r>
+        <w:rPr>
+          <w:rFonts w:cs="Times New Roman"/>
+          <w:szCs w:val="28"/>
+        </w:rPr>
+        <w:t>&gt;</w:t>
+      </w:r>
+    </w:p>
+    <w:p>
+      <w:pPr>
+        <w:spacing w:after="0" w:line="360" w:lineRule="auto"/>
+        <w:ind w:firstLine="709"/>
+        <w:jc w:val="both"/>
+        <w:rPr>
+          <w:rFonts w:cs="Times New Roman"/>
+          <w:szCs w:val="28"/>
+          <w:lang w:val="en-US"/>
+        </w:rPr>
+      </w:pPr>
+      <w:r>
+        <w:rPr>
+          <w:rFonts w:cs="Times New Roman"/>
+          <w:szCs w:val="28"/>
+        </w:rPr>
+        <w:t xml:space="preserve">    </w:t>
+      </w:r>
+      <w:r>
+        <w:rPr>
+          <w:rFonts w:cs="Times New Roman"/>
+          <w:szCs w:val="28"/>
+          <w:lang w:val="en-US"/>
+        </w:rPr>
+        <w:t>[</w:t>
       </w:r>
       <w:proofErr w:type="spellStart"/>
       <w:r>
@@ -11310,12 +11502,465 @@
         <w:rPr>
           <w:rFonts w:cs="Times New Roman"/>
           <w:szCs w:val="28"/>
-        </w:rPr>
-      </w:pPr>
-      <w:r>
-        <w:rPr>
-          <w:rFonts w:cs="Times New Roman"/>
-          <w:szCs w:val="28"/>
+          <w:lang w:val="en-US"/>
+        </w:rPr>
+      </w:pPr>
+      <w:r>
+        <w:rPr>
+          <w:rFonts w:cs="Times New Roman"/>
+          <w:szCs w:val="28"/>
+        </w:rPr>
+        <w:t xml:space="preserve">        </w:t>
+      </w:r>
+      <w:r>
+        <w:rPr>
+          <w:rFonts w:cs="Times New Roman"/>
+          <w:szCs w:val="28"/>
+          <w:lang w:val="en-US"/>
+        </w:rPr>
+        <w:t>_</w:t>
+      </w:r>
+      <w:proofErr w:type="spellStart"/>
+      <w:proofErr w:type="gramStart"/>
+      <w:r>
+        <w:rPr>
+          <w:rFonts w:cs="Times New Roman"/>
+          <w:szCs w:val="28"/>
+          <w:lang w:val="en-US"/>
+        </w:rPr>
+        <w:t>payments.Add</w:t>
+      </w:r>
+      <w:proofErr w:type="spellEnd"/>
+      <w:proofErr w:type="gramEnd"/>
+      <w:r>
+        <w:rPr>
+          <w:rFonts w:cs="Times New Roman"/>
+          <w:szCs w:val="28"/>
+          <w:lang w:val="en-US"/>
+        </w:rPr>
+        <w:t>(payment);</w:t>
+      </w:r>
+    </w:p>
+    <w:p>
+      <w:pPr>
+        <w:spacing w:after="0" w:line="360" w:lineRule="auto"/>
+        <w:ind w:firstLine="709"/>
+        <w:jc w:val="both"/>
+        <w:rPr>
+          <w:rFonts w:cs="Times New Roman"/>
+          <w:szCs w:val="28"/>
+          <w:lang w:val="en-US"/>
+        </w:rPr>
+      </w:pPr>
+    </w:p>
+    <w:p>
+      <w:pPr>
+        <w:spacing w:after="0" w:line="360" w:lineRule="auto"/>
+        <w:ind w:firstLine="709"/>
+        <w:jc w:val="both"/>
+        <w:rPr>
+          <w:rFonts w:cs="Times New Roman"/>
+          <w:szCs w:val="28"/>
+          <w:lang w:val="en-US"/>
+        </w:rPr>
+      </w:pPr>
+      <w:r>
+        <w:rPr>
+          <w:rFonts w:cs="Times New Roman"/>
+          <w:szCs w:val="28"/>
+          <w:lang w:val="en-US"/>
+        </w:rPr>
+        <w:t xml:space="preserve">        </w:t>
+      </w:r>
+      <w:r>
+        <w:rPr>
+          <w:rFonts w:cs="Times New Roman"/>
+          <w:szCs w:val="28"/>
+          <w:lang w:val="en-US"/>
+        </w:rPr>
+        <w:t xml:space="preserve">return </w:t>
+      </w:r>
+      <w:proofErr w:type="gramStart"/>
+      <w:r>
+        <w:rPr>
+          <w:rFonts w:cs="Times New Roman"/>
+          <w:szCs w:val="28"/>
+          <w:lang w:val="en-US"/>
+        </w:rPr>
+        <w:t>Ok(</w:t>
+      </w:r>
+      <w:proofErr w:type="gramEnd"/>
+      <w:r>
+        <w:rPr>
+          <w:rFonts w:cs="Times New Roman"/>
+          <w:szCs w:val="28"/>
+          <w:lang w:val="en-US"/>
+        </w:rPr>
+        <w:t>new</w:t>
+      </w:r>
+    </w:p>
+    <w:p>
+      <w:pPr>
+        <w:spacing w:after="0" w:line="360" w:lineRule="auto"/>
+        <w:ind w:firstLine="709"/>
+        <w:jc w:val="both"/>
+        <w:rPr>
+          <w:rFonts w:cs="Times New Roman"/>
+          <w:szCs w:val="28"/>
+          <w:lang w:val="en-US"/>
+        </w:rPr>
+      </w:pPr>
+      <w:r>
+        <w:rPr>
+          <w:rFonts w:cs="Times New Roman"/>
+          <w:szCs w:val="28"/>
+          <w:lang w:val="en-US"/>
+        </w:rPr>
+        <w:t xml:space="preserve">        {</w:t>
+      </w:r>
+    </w:p>
+    <w:p>
+      <w:pPr>
+        <w:spacing w:after="0" w:line="360" w:lineRule="auto"/>
+        <w:ind w:firstLine="709"/>
+        <w:jc w:val="both"/>
+        <w:rPr>
+          <w:rFonts w:cs="Times New Roman"/>
+          <w:szCs w:val="28"/>
+          <w:lang w:val="en-US"/>
+        </w:rPr>
+      </w:pPr>
+      <w:r>
+        <w:rPr>
+          <w:rFonts w:cs="Times New Roman"/>
+          <w:szCs w:val="28"/>
+          <w:lang w:val="en-US"/>
+        </w:rPr>
+        <w:t xml:space="preserve">            </w:t>
+      </w:r>
+      <w:proofErr w:type="spellStart"/>
+      <w:r>
+        <w:rPr>
+          <w:rFonts w:cs="Times New Roman"/>
+          <w:szCs w:val="28"/>
+          <w:lang w:val="en-US"/>
+        </w:rPr>
+        <w:t>paymentId</w:t>
+      </w:r>
+      <w:proofErr w:type="spellEnd"/>
+      <w:r>
+        <w:rPr>
+          <w:rFonts w:cs="Times New Roman"/>
+          <w:szCs w:val="28"/>
+          <w:lang w:val="en-US"/>
+        </w:rPr>
+        <w:t xml:space="preserve"> = </w:t>
+      </w:r>
+      <w:proofErr w:type="spellStart"/>
+      <w:proofErr w:type="gramStart"/>
+      <w:r>
+        <w:rPr>
+          <w:rFonts w:cs="Times New Roman"/>
+          <w:szCs w:val="28"/>
+          <w:lang w:val="en-US"/>
+        </w:rPr>
+        <w:t>payment.Id</w:t>
+      </w:r>
+      <w:proofErr w:type="spellEnd"/>
+      <w:proofErr w:type="gramEnd"/>
+    </w:p>
+    <w:p>
+      <w:pPr>
+        <w:spacing w:after="0" w:line="360" w:lineRule="auto"/>
+        <w:ind w:firstLine="709"/>
+        <w:jc w:val="both"/>
+        <w:rPr>
+          <w:rFonts w:cs="Times New Roman"/>
+          <w:szCs w:val="28"/>
+        </w:rPr>
+      </w:pPr>
+      <w:r>
+        <w:rPr>
+          <w:rFonts w:cs="Times New Roman"/>
+          <w:szCs w:val="28"/>
+          <w:lang w:val="en-US"/>
+        </w:rPr>
+        <w:t xml:space="preserve">        </w:t>
+      </w:r>
+      <w:r>
+        <w:rPr>
+          <w:rFonts w:cs="Times New Roman"/>
+          <w:szCs w:val="28"/>
+        </w:rPr>
+        <w:t>});</w:t>
+      </w:r>
+    </w:p>
+    <w:p>
+      <w:pPr>
+        <w:spacing w:after="0" w:line="360" w:lineRule="auto"/>
+        <w:ind w:firstLine="709"/>
+        <w:jc w:val="both"/>
+        <w:rPr>
+          <w:rFonts w:cs="Times New Roman"/>
+          <w:szCs w:val="28"/>
+        </w:rPr>
+      </w:pPr>
+      <w:r>
+        <w:rPr>
+          <w:rFonts w:cs="Times New Roman"/>
+          <w:szCs w:val="28"/>
+        </w:rPr>
+        <w:t xml:space="preserve">    }</w:t>
+      </w:r>
+    </w:p>
+    <w:p>
+      <w:pPr>
+        <w:spacing w:after="0" w:line="360" w:lineRule="auto"/>
+        <w:ind w:firstLine="709"/>
+        <w:jc w:val="both"/>
+        <w:rPr>
+          <w:rFonts w:cs="Times New Roman"/>
+          <w:szCs w:val="28"/>
+        </w:rPr>
+      </w:pPr>
+    </w:p>
+    <w:p>
+      <w:pPr>
+        <w:spacing w:after="0" w:line="360" w:lineRule="auto"/>
+        <w:ind w:firstLine="709"/>
+        <w:jc w:val="both"/>
+        <w:rPr>
+          <w:rFonts w:cs="Times New Roman"/>
+          <w:szCs w:val="28"/>
+        </w:rPr>
+      </w:pPr>
+      <w:r>
+        <w:rPr>
+          <w:rFonts w:cs="Times New Roman"/>
+          <w:szCs w:val="28"/>
+        </w:rPr>
+        <w:t xml:space="preserve">    /// &lt;</w:t>
+      </w:r>
+      <w:proofErr w:type="spellStart"/>
+      <w:r>
+        <w:rPr>
+          <w:rFonts w:cs="Times New Roman"/>
+          <w:szCs w:val="28"/>
+        </w:rPr>
+        <w:t>summary</w:t>
+      </w:r>
+      <w:proofErr w:type="spellEnd"/>
+      <w:r>
+        <w:rPr>
+          <w:rFonts w:cs="Times New Roman"/>
+          <w:szCs w:val="28"/>
+        </w:rPr>
+        <w:t xml:space="preserve">&gt;Компенсация шага 2: </w:t>
+      </w:r>
+      <w:proofErr w:type="spellStart"/>
+      <w:r>
+        <w:rPr>
+          <w:rFonts w:cs="Times New Roman"/>
+          <w:szCs w:val="28"/>
+        </w:rPr>
+        <w:t>CancelCharge</w:t>
+      </w:r>
+      <w:proofErr w:type="spellEnd"/>
+      <w:r>
+        <w:rPr>
+          <w:rFonts w:cs="Times New Roman"/>
+          <w:szCs w:val="28"/>
+        </w:rPr>
+        <w:t xml:space="preserve"> — отменить списание (вернуть оплату</w:t>
+      </w:r>
+      <w:proofErr w:type="gramStart"/>
+      <w:r>
+        <w:rPr>
+          <w:rFonts w:cs="Times New Roman"/>
+          <w:szCs w:val="28"/>
+        </w:rPr>
+        <w:t>).&lt;</w:t>
+      </w:r>
+      <w:proofErr w:type="gramEnd"/>
+      <w:r>
+        <w:rPr>
+          <w:rFonts w:cs="Times New Roman"/>
+          <w:szCs w:val="28"/>
+        </w:rPr>
+        <w:t>/</w:t>
+      </w:r>
+      <w:proofErr w:type="spellStart"/>
+      <w:r>
+        <w:rPr>
+          <w:rFonts w:cs="Times New Roman"/>
+          <w:szCs w:val="28"/>
+        </w:rPr>
+        <w:t>summary</w:t>
+      </w:r>
+      <w:proofErr w:type="spellEnd"/>
+      <w:r>
+        <w:rPr>
+          <w:rFonts w:cs="Times New Roman"/>
+          <w:szCs w:val="28"/>
+        </w:rPr>
+        <w:t>&gt;</w:t>
+      </w:r>
+    </w:p>
+    <w:p>
+      <w:pPr>
+        <w:spacing w:after="0" w:line="360" w:lineRule="auto"/>
+        <w:ind w:firstLine="709"/>
+        <w:jc w:val="both"/>
+        <w:rPr>
+          <w:rFonts w:cs="Times New Roman"/>
+          <w:szCs w:val="28"/>
+          <w:lang w:val="en-US"/>
+        </w:rPr>
+      </w:pPr>
+      <w:r>
+        <w:rPr>
+          <w:rFonts w:cs="Times New Roman"/>
+          <w:szCs w:val="28"/>
+        </w:rPr>
+        <w:t xml:space="preserve">    </w:t>
+      </w:r>
+      <w:r>
+        <w:rPr>
+          <w:rFonts w:cs="Times New Roman"/>
+          <w:szCs w:val="28"/>
+          <w:lang w:val="en-US"/>
+        </w:rPr>
+        <w:t>[</w:t>
+      </w:r>
+      <w:proofErr w:type="spellStart"/>
+      <w:r>
+        <w:rPr>
+          <w:rFonts w:cs="Times New Roman"/>
+          <w:szCs w:val="28"/>
+          <w:lang w:val="en-US"/>
+        </w:rPr>
+        <w:t>HttpDelete</w:t>
+      </w:r>
+      <w:proofErr w:type="spellEnd"/>
+      <w:r>
+        <w:rPr>
+          <w:rFonts w:cs="Times New Roman"/>
+          <w:szCs w:val="28"/>
+          <w:lang w:val="en-US"/>
+        </w:rPr>
+        <w:t>("payments")]</w:t>
+      </w:r>
+    </w:p>
+    <w:p>
+      <w:pPr>
+        <w:spacing w:after="0" w:line="360" w:lineRule="auto"/>
+        <w:ind w:firstLine="709"/>
+        <w:jc w:val="both"/>
+        <w:rPr>
+          <w:rFonts w:cs="Times New Roman"/>
+          <w:szCs w:val="28"/>
+          <w:lang w:val="en-US"/>
+        </w:rPr>
+      </w:pPr>
+      <w:r>
+        <w:rPr>
+          <w:rFonts w:cs="Times New Roman"/>
+          <w:szCs w:val="28"/>
+          <w:lang w:val="en-US"/>
+        </w:rPr>
+        <w:t xml:space="preserve">    public </w:t>
+      </w:r>
+      <w:proofErr w:type="spellStart"/>
+      <w:r>
+        <w:rPr>
+          <w:rFonts w:cs="Times New Roman"/>
+          <w:szCs w:val="28"/>
+          <w:lang w:val="en-US"/>
+        </w:rPr>
+        <w:t>IActionResult</w:t>
+      </w:r>
+      <w:proofErr w:type="spellEnd"/>
+      <w:r>
+        <w:rPr>
+          <w:rFonts w:cs="Times New Roman"/>
+          <w:szCs w:val="28"/>
+          <w:lang w:val="en-US"/>
+        </w:rPr>
+        <w:t xml:space="preserve"> </w:t>
+      </w:r>
+      <w:proofErr w:type="spellStart"/>
+      <w:r>
+        <w:rPr>
+          <w:rFonts w:cs="Times New Roman"/>
+          <w:szCs w:val="28"/>
+          <w:lang w:val="en-US"/>
+        </w:rPr>
+        <w:t>CancelCharge</w:t>
+      </w:r>
+      <w:proofErr w:type="spellEnd"/>
+      <w:r>
+        <w:rPr>
+          <w:rFonts w:cs="Times New Roman"/>
+          <w:szCs w:val="28"/>
+          <w:lang w:val="en-US"/>
+        </w:rPr>
+        <w:t>([</w:t>
+      </w:r>
+      <w:proofErr w:type="spellStart"/>
+      <w:r>
+        <w:rPr>
+          <w:rFonts w:cs="Times New Roman"/>
+          <w:szCs w:val="28"/>
+          <w:lang w:val="en-US"/>
+        </w:rPr>
+        <w:t>FromRoute</w:t>
+      </w:r>
+      <w:proofErr w:type="spellEnd"/>
+      <w:r>
+        <w:rPr>
+          <w:rFonts w:cs="Times New Roman"/>
+          <w:szCs w:val="28"/>
+          <w:lang w:val="en-US"/>
+        </w:rPr>
+        <w:t>] int id)</w:t>
+      </w:r>
+    </w:p>
+    <w:p>
+      <w:pPr>
+        <w:spacing w:after="0" w:line="360" w:lineRule="auto"/>
+        <w:ind w:firstLine="709"/>
+        <w:jc w:val="both"/>
+        <w:rPr>
+          <w:rFonts w:cs="Times New Roman"/>
+          <w:szCs w:val="28"/>
+          <w:lang w:val="en-US"/>
+        </w:rPr>
+      </w:pPr>
+      <w:r>
+        <w:rPr>
+          <w:rFonts w:cs="Times New Roman"/>
+          <w:szCs w:val="28"/>
+          <w:lang w:val="en-US"/>
+        </w:rPr>
+        <w:t xml:space="preserve">    {</w:t>
+      </w:r>
+    </w:p>
+    <w:p>
+      <w:pPr>
+        <w:spacing w:after="0" w:line="360" w:lineRule="auto"/>
+        <w:ind w:firstLine="709"/>
+        <w:jc w:val="both"/>
+        <w:rPr>
+          <w:rFonts w:cs="Times New Roman"/>
+          <w:szCs w:val="28"/>
+          <w:lang w:val="en-US"/>
+        </w:rPr>
+      </w:pPr>
+      <w:r>
+        <w:rPr>
+          <w:rFonts w:cs="Times New Roman"/>
+          <w:szCs w:val="28"/>
+          <w:lang w:val="en-US"/>
         </w:rPr>
         <w:t xml:space="preserve">        _</w:t>
       </w:r>
@@ -11325,8 +11970,9 @@
         <w:rPr>
           <w:rFonts w:cs="Times New Roman"/>
           <w:szCs w:val="28"/>
-        </w:rPr>
-        <w:t>payments.Add</w:t>
+          <w:lang w:val="en-US"/>
+        </w:rPr>
+        <w:t>payments.RemoveAll</w:t>
       </w:r>
       <w:proofErr w:type="spellEnd"/>
       <w:proofErr w:type="gramEnd"/>
@@ -11334,550 +11980,84 @@
         <w:rPr>
           <w:rFonts w:cs="Times New Roman"/>
           <w:szCs w:val="28"/>
-        </w:rPr>
-        <w:t>(</w:t>
-      </w:r>
-      <w:proofErr w:type="spellStart"/>
-      <w:r>
-        <w:rPr>
-          <w:rFonts w:cs="Times New Roman"/>
-          <w:szCs w:val="28"/>
-        </w:rPr>
-        <w:t>payment</w:t>
-      </w:r>
-      <w:proofErr w:type="spellEnd"/>
-      <w:r>
-        <w:rPr>
-          <w:rFonts w:cs="Times New Roman"/>
-          <w:szCs w:val="28"/>
-        </w:rPr>
-        <w:t>);</w:t>
-      </w:r>
-    </w:p>
-    <w:p>
-      <w:pPr>
-        <w:spacing w:after="0" w:line="360" w:lineRule="auto"/>
-        <w:ind w:firstLine="709"/>
-        <w:jc w:val="both"/>
-        <w:rPr>
-          <w:rFonts w:cs="Times New Roman"/>
-          <w:szCs w:val="28"/>
-        </w:rPr>
-      </w:pPr>
-    </w:p>
-    <w:p>
-      <w:pPr>
-        <w:spacing w:after="0" w:line="360" w:lineRule="auto"/>
-        <w:ind w:firstLine="709"/>
-        <w:jc w:val="both"/>
-        <w:rPr>
-          <w:rFonts w:cs="Times New Roman"/>
-          <w:szCs w:val="28"/>
-          <w:lang w:val="en-US"/>
-        </w:rPr>
-      </w:pPr>
-      <w:r>
-        <w:rPr>
-          <w:rFonts w:cs="Times New Roman"/>
-          <w:szCs w:val="28"/>
+          <w:lang w:val="en-US"/>
+        </w:rPr>
+        <w:t xml:space="preserve">(p =&gt; </w:t>
+      </w:r>
+      <w:proofErr w:type="spellStart"/>
+      <w:proofErr w:type="gramStart"/>
+      <w:r>
+        <w:rPr>
+          <w:rFonts w:cs="Times New Roman"/>
+          <w:szCs w:val="28"/>
+          <w:lang w:val="en-US"/>
+        </w:rPr>
+        <w:t>p.Id</w:t>
+      </w:r>
+      <w:proofErr w:type="spellEnd"/>
+      <w:proofErr w:type="gramEnd"/>
+      <w:r>
+        <w:rPr>
+          <w:rFonts w:cs="Times New Roman"/>
+          <w:szCs w:val="28"/>
+          <w:lang w:val="en-US"/>
+        </w:rPr>
+        <w:t xml:space="preserve"> == id);</w:t>
+      </w:r>
+    </w:p>
+    <w:p>
+      <w:pPr>
+        <w:spacing w:after="0" w:line="360" w:lineRule="auto"/>
+        <w:ind w:firstLine="709"/>
+        <w:jc w:val="both"/>
+        <w:rPr>
+          <w:rFonts w:cs="Times New Roman"/>
+          <w:szCs w:val="28"/>
+          <w:lang w:val="en-US"/>
+        </w:rPr>
+      </w:pPr>
+    </w:p>
+    <w:p>
+      <w:pPr>
+        <w:spacing w:after="0" w:line="360" w:lineRule="auto"/>
+        <w:ind w:firstLine="709"/>
+        <w:jc w:val="both"/>
+        <w:rPr>
+          <w:rFonts w:cs="Times New Roman"/>
+          <w:szCs w:val="28"/>
+        </w:rPr>
+      </w:pPr>
+      <w:r>
+        <w:rPr>
+          <w:rFonts w:cs="Times New Roman"/>
+          <w:szCs w:val="28"/>
+          <w:lang w:val="en-US"/>
         </w:rPr>
         <w:t xml:space="preserve">        </w:t>
       </w:r>
-      <w:r>
-        <w:rPr>
-          <w:rFonts w:cs="Times New Roman"/>
-          <w:szCs w:val="28"/>
-          <w:lang w:val="en-US"/>
-        </w:rPr>
-        <w:t xml:space="preserve">return </w:t>
+      <w:proofErr w:type="spellStart"/>
+      <w:r>
+        <w:rPr>
+          <w:rFonts w:cs="Times New Roman"/>
+          <w:szCs w:val="28"/>
+        </w:rPr>
+        <w:t>return</w:t>
+      </w:r>
+      <w:proofErr w:type="spellEnd"/>
+      <w:r>
+        <w:rPr>
+          <w:rFonts w:cs="Times New Roman"/>
+          <w:szCs w:val="28"/>
+        </w:rPr>
+        <w:t xml:space="preserve"> </w:t>
       </w:r>
       <w:proofErr w:type="gramStart"/>
       <w:r>
         <w:rPr>
           <w:rFonts w:cs="Times New Roman"/>
           <w:szCs w:val="28"/>
-          <w:lang w:val="en-US"/>
         </w:rPr>
         <w:t>Ok(</w:t>
-      </w:r>
-      <w:proofErr w:type="gramEnd"/>
-      <w:r>
-        <w:rPr>
-          <w:rFonts w:cs="Times New Roman"/>
-          <w:szCs w:val="28"/>
-          <w:lang w:val="en-US"/>
-        </w:rPr>
-        <w:t>new</w:t>
-      </w:r>
-    </w:p>
-    <w:p>
-      <w:pPr>
-        <w:spacing w:after="0" w:line="360" w:lineRule="auto"/>
-        <w:ind w:firstLine="709"/>
-        <w:jc w:val="both"/>
-        <w:rPr>
-          <w:rFonts w:cs="Times New Roman"/>
-          <w:szCs w:val="28"/>
-          <w:lang w:val="en-US"/>
-        </w:rPr>
-      </w:pPr>
-      <w:r>
-        <w:rPr>
-          <w:rFonts w:cs="Times New Roman"/>
-          <w:szCs w:val="28"/>
-          <w:lang w:val="en-US"/>
-        </w:rPr>
-        <w:t xml:space="preserve">        {</w:t>
-      </w:r>
-    </w:p>
-    <w:p>
-      <w:pPr>
-        <w:spacing w:after="0" w:line="360" w:lineRule="auto"/>
-        <w:ind w:firstLine="709"/>
-        <w:jc w:val="both"/>
-        <w:rPr>
-          <w:rFonts w:cs="Times New Roman"/>
-          <w:szCs w:val="28"/>
-          <w:lang w:val="en-US"/>
-        </w:rPr>
-      </w:pPr>
-      <w:r>
-        <w:rPr>
-          <w:rFonts w:cs="Times New Roman"/>
-          <w:szCs w:val="28"/>
-          <w:lang w:val="en-US"/>
-        </w:rPr>
-        <w:t xml:space="preserve">            </w:t>
-      </w:r>
-      <w:proofErr w:type="spellStart"/>
-      <w:r>
-        <w:rPr>
-          <w:rFonts w:cs="Times New Roman"/>
-          <w:szCs w:val="28"/>
-          <w:lang w:val="en-US"/>
-        </w:rPr>
-        <w:t>paymentId</w:t>
-      </w:r>
-      <w:proofErr w:type="spellEnd"/>
-      <w:r>
-        <w:rPr>
-          <w:rFonts w:cs="Times New Roman"/>
-          <w:szCs w:val="28"/>
-          <w:lang w:val="en-US"/>
-        </w:rPr>
-        <w:t xml:space="preserve"> = </w:t>
-      </w:r>
-      <w:proofErr w:type="spellStart"/>
-      <w:proofErr w:type="gramStart"/>
-      <w:r>
-        <w:rPr>
-          <w:rFonts w:cs="Times New Roman"/>
-          <w:szCs w:val="28"/>
-          <w:lang w:val="en-US"/>
-        </w:rPr>
-        <w:t>payment.Id</w:t>
-      </w:r>
-      <w:proofErr w:type="spellEnd"/>
-      <w:proofErr w:type="gramEnd"/>
-    </w:p>
-    <w:p>
-      <w:pPr>
-        <w:spacing w:after="0" w:line="360" w:lineRule="auto"/>
-        <w:ind w:firstLine="709"/>
-        <w:jc w:val="both"/>
-        <w:rPr>
-          <w:rFonts w:cs="Times New Roman"/>
-          <w:szCs w:val="28"/>
-        </w:rPr>
-      </w:pPr>
-      <w:r>
-        <w:rPr>
-          <w:rFonts w:cs="Times New Roman"/>
-          <w:szCs w:val="28"/>
-          <w:lang w:val="en-US"/>
-        </w:rPr>
-        <w:t xml:space="preserve">        </w:t>
-      </w:r>
-      <w:r>
-        <w:rPr>
-          <w:rFonts w:cs="Times New Roman"/>
-          <w:szCs w:val="28"/>
-        </w:rPr>
-        <w:t>});</w:t>
-      </w:r>
-    </w:p>
-    <w:p>
-      <w:pPr>
-        <w:spacing w:after="0" w:line="360" w:lineRule="auto"/>
-        <w:ind w:firstLine="709"/>
-        <w:jc w:val="both"/>
-        <w:rPr>
-          <w:rFonts w:cs="Times New Roman"/>
-          <w:szCs w:val="28"/>
-        </w:rPr>
-      </w:pPr>
-      <w:r>
-        <w:rPr>
-          <w:rFonts w:cs="Times New Roman"/>
-          <w:szCs w:val="28"/>
-        </w:rPr>
-        <w:t xml:space="preserve">    }</w:t>
-      </w:r>
-    </w:p>
-    <w:p>
-      <w:pPr>
-        <w:spacing w:after="0" w:line="360" w:lineRule="auto"/>
-        <w:ind w:firstLine="709"/>
-        <w:jc w:val="both"/>
-        <w:rPr>
-          <w:rFonts w:cs="Times New Roman"/>
-          <w:szCs w:val="28"/>
-        </w:rPr>
-      </w:pPr>
-    </w:p>
-    <w:p>
-      <w:pPr>
-        <w:spacing w:after="0" w:line="360" w:lineRule="auto"/>
-        <w:ind w:firstLine="709"/>
-        <w:jc w:val="both"/>
-        <w:rPr>
-          <w:rFonts w:cs="Times New Roman"/>
-          <w:szCs w:val="28"/>
-        </w:rPr>
-      </w:pPr>
-      <w:r>
-        <w:rPr>
-          <w:rFonts w:cs="Times New Roman"/>
-          <w:szCs w:val="28"/>
-        </w:rPr>
-        <w:t xml:space="preserve">    /// &lt;</w:t>
-      </w:r>
-      <w:proofErr w:type="spellStart"/>
-      <w:r>
-        <w:rPr>
-          <w:rFonts w:cs="Times New Roman"/>
-          <w:szCs w:val="28"/>
-        </w:rPr>
-        <w:t>summary</w:t>
-      </w:r>
-      <w:proofErr w:type="spellEnd"/>
-      <w:r>
-        <w:rPr>
-          <w:rFonts w:cs="Times New Roman"/>
-          <w:szCs w:val="28"/>
-        </w:rPr>
-        <w:t xml:space="preserve">&gt;Компенсация шага 2: </w:t>
-      </w:r>
-      <w:proofErr w:type="spellStart"/>
-      <w:r>
-        <w:rPr>
-          <w:rFonts w:cs="Times New Roman"/>
-          <w:szCs w:val="28"/>
-        </w:rPr>
-        <w:t>CancelCharge</w:t>
-      </w:r>
-      <w:proofErr w:type="spellEnd"/>
-      <w:r>
-        <w:rPr>
-          <w:rFonts w:cs="Times New Roman"/>
-          <w:szCs w:val="28"/>
-        </w:rPr>
-        <w:t xml:space="preserve"> — отменить списание (вернуть оплату</w:t>
-      </w:r>
-      <w:proofErr w:type="gramStart"/>
-      <w:r>
-        <w:rPr>
-          <w:rFonts w:cs="Times New Roman"/>
-          <w:szCs w:val="28"/>
-        </w:rPr>
-        <w:t>).&lt;</w:t>
-      </w:r>
-      <w:proofErr w:type="gramEnd"/>
-      <w:r>
-        <w:rPr>
-          <w:rFonts w:cs="Times New Roman"/>
-          <w:szCs w:val="28"/>
-        </w:rPr>
-        <w:t>/</w:t>
-      </w:r>
-      <w:proofErr w:type="spellStart"/>
-      <w:r>
-        <w:rPr>
-          <w:rFonts w:cs="Times New Roman"/>
-          <w:szCs w:val="28"/>
-        </w:rPr>
-        <w:t>summary</w:t>
-      </w:r>
-      <w:proofErr w:type="spellEnd"/>
-      <w:r>
-        <w:rPr>
-          <w:rFonts w:cs="Times New Roman"/>
-          <w:szCs w:val="28"/>
-        </w:rPr>
-        <w:t>&gt;</w:t>
-      </w:r>
-    </w:p>
-    <w:p>
-      <w:pPr>
-        <w:spacing w:after="0" w:line="360" w:lineRule="auto"/>
-        <w:ind w:firstLine="709"/>
-        <w:jc w:val="both"/>
-        <w:rPr>
-          <w:rFonts w:cs="Times New Roman"/>
-          <w:szCs w:val="28"/>
-          <w:lang w:val="en-US"/>
-        </w:rPr>
-      </w:pPr>
-      <w:r>
-        <w:rPr>
-          <w:rFonts w:cs="Times New Roman"/>
-          <w:szCs w:val="28"/>
-        </w:rPr>
-        <w:t xml:space="preserve">    </w:t>
-      </w:r>
-      <w:r>
-        <w:rPr>
-          <w:rFonts w:cs="Times New Roman"/>
-          <w:szCs w:val="28"/>
-          <w:lang w:val="en-US"/>
-        </w:rPr>
-        <w:t>[</w:t>
-      </w:r>
-      <w:proofErr w:type="spellStart"/>
-      <w:r>
-        <w:rPr>
-          <w:rFonts w:cs="Times New Roman"/>
-          <w:szCs w:val="28"/>
-          <w:lang w:val="en-US"/>
-        </w:rPr>
-        <w:t>HttpDelete</w:t>
-      </w:r>
-      <w:proofErr w:type="spellEnd"/>
-      <w:r>
-        <w:rPr>
-          <w:rFonts w:cs="Times New Roman"/>
-          <w:szCs w:val="28"/>
-          <w:lang w:val="en-US"/>
-        </w:rPr>
-        <w:t>("payments")]</w:t>
-      </w:r>
-    </w:p>
-    <w:p>
-      <w:pPr>
-        <w:spacing w:after="0" w:line="360" w:lineRule="auto"/>
-        <w:ind w:firstLine="709"/>
-        <w:jc w:val="both"/>
-        <w:rPr>
-          <w:rFonts w:cs="Times New Roman"/>
-          <w:szCs w:val="28"/>
-          <w:lang w:val="en-US"/>
-        </w:rPr>
-      </w:pPr>
-      <w:r>
-        <w:rPr>
-          <w:rFonts w:cs="Times New Roman"/>
-          <w:szCs w:val="28"/>
-          <w:lang w:val="en-US"/>
-        </w:rPr>
-        <w:t xml:space="preserve">    public </w:t>
-      </w:r>
-      <w:proofErr w:type="spellStart"/>
-      <w:r>
-        <w:rPr>
-          <w:rFonts w:cs="Times New Roman"/>
-          <w:szCs w:val="28"/>
-          <w:lang w:val="en-US"/>
-        </w:rPr>
-        <w:t>IActionResult</w:t>
-      </w:r>
-      <w:proofErr w:type="spellEnd"/>
-      <w:r>
-        <w:rPr>
-          <w:rFonts w:cs="Times New Roman"/>
-          <w:szCs w:val="28"/>
-          <w:lang w:val="en-US"/>
-        </w:rPr>
-        <w:t xml:space="preserve"> </w:t>
-      </w:r>
-      <w:proofErr w:type="spellStart"/>
-      <w:r>
-        <w:rPr>
-          <w:rFonts w:cs="Times New Roman"/>
-          <w:szCs w:val="28"/>
-          <w:lang w:val="en-US"/>
-        </w:rPr>
-        <w:t>CancelCharge</w:t>
-      </w:r>
-      <w:proofErr w:type="spellEnd"/>
-      <w:r>
-        <w:rPr>
-          <w:rFonts w:cs="Times New Roman"/>
-          <w:szCs w:val="28"/>
-          <w:lang w:val="en-US"/>
-        </w:rPr>
-        <w:t>([</w:t>
-      </w:r>
-      <w:proofErr w:type="spellStart"/>
-      <w:r>
-        <w:rPr>
-          <w:rFonts w:cs="Times New Roman"/>
-          <w:szCs w:val="28"/>
-          <w:lang w:val="en-US"/>
-        </w:rPr>
-        <w:t>FromRoute</w:t>
-      </w:r>
-      <w:proofErr w:type="spellEnd"/>
-      <w:r>
-        <w:rPr>
-          <w:rFonts w:cs="Times New Roman"/>
-          <w:szCs w:val="28"/>
-          <w:lang w:val="en-US"/>
-        </w:rPr>
-        <w:t>] int id)</w:t>
-      </w:r>
-    </w:p>
-    <w:p>
-      <w:pPr>
-        <w:spacing w:after="0" w:line="360" w:lineRule="auto"/>
-        <w:ind w:firstLine="709"/>
-        <w:jc w:val="both"/>
-        <w:rPr>
-          <w:rFonts w:cs="Times New Roman"/>
-          <w:szCs w:val="28"/>
-          <w:lang w:val="en-US"/>
-        </w:rPr>
-      </w:pPr>
-      <w:r>
-        <w:rPr>
-          <w:rFonts w:cs="Times New Roman"/>
-          <w:szCs w:val="28"/>
-          <w:lang w:val="en-US"/>
-        </w:rPr>
-        <w:t xml:space="preserve">    {</w:t>
-      </w:r>
-    </w:p>
-    <w:p>
-      <w:pPr>
-        <w:spacing w:after="0" w:line="360" w:lineRule="auto"/>
-        <w:ind w:firstLine="709"/>
-        <w:jc w:val="both"/>
-        <w:rPr>
-          <w:rFonts w:cs="Times New Roman"/>
-          <w:szCs w:val="28"/>
-          <w:lang w:val="en-US"/>
-        </w:rPr>
-      </w:pPr>
-      <w:r>
-        <w:rPr>
-          <w:rFonts w:cs="Times New Roman"/>
-          <w:szCs w:val="28"/>
-          <w:lang w:val="en-US"/>
-        </w:rPr>
-        <w:t xml:space="preserve">        _</w:t>
-      </w:r>
-      <w:proofErr w:type="spellStart"/>
-      <w:proofErr w:type="gramStart"/>
-      <w:r>
-        <w:rPr>
-          <w:rFonts w:cs="Times New Roman"/>
-          <w:szCs w:val="28"/>
-          <w:lang w:val="en-US"/>
-        </w:rPr>
-        <w:t>payments.RemoveAll</w:t>
-      </w:r>
-      <w:proofErr w:type="spellEnd"/>
-      <w:proofErr w:type="gramEnd"/>
-      <w:r>
-        <w:rPr>
-          <w:rFonts w:cs="Times New Roman"/>
-          <w:szCs w:val="28"/>
-          <w:lang w:val="en-US"/>
-        </w:rPr>
-        <w:t xml:space="preserve">(p =&gt; </w:t>
-      </w:r>
-      <w:proofErr w:type="spellStart"/>
-      <w:proofErr w:type="gramStart"/>
-      <w:r>
-        <w:rPr>
-          <w:rFonts w:cs="Times New Roman"/>
-          <w:szCs w:val="28"/>
-          <w:lang w:val="en-US"/>
-        </w:rPr>
-        <w:t>p.Id</w:t>
-      </w:r>
-      <w:proofErr w:type="spellEnd"/>
-      <w:proofErr w:type="gramEnd"/>
-      <w:r>
-        <w:rPr>
-          <w:rFonts w:cs="Times New Roman"/>
-          <w:szCs w:val="28"/>
-          <w:lang w:val="en-US"/>
-        </w:rPr>
-        <w:t xml:space="preserve"> == id);</w:t>
-      </w:r>
-    </w:p>
-    <w:p>
-      <w:pPr>
-        <w:spacing w:after="0" w:line="360" w:lineRule="auto"/>
-        <w:ind w:firstLine="709"/>
-        <w:jc w:val="both"/>
-        <w:rPr>
-          <w:rFonts w:cs="Times New Roman"/>
-          <w:szCs w:val="28"/>
-          <w:lang w:val="en-US"/>
-        </w:rPr>
-      </w:pPr>
-    </w:p>
-    <w:p>
-      <w:pPr>
-        <w:spacing w:after="0" w:line="360" w:lineRule="auto"/>
-        <w:ind w:firstLine="709"/>
-        <w:jc w:val="both"/>
-        <w:rPr>
-          <w:rFonts w:cs="Times New Roman"/>
-          <w:szCs w:val="28"/>
-        </w:rPr>
-      </w:pPr>
-      <w:r>
-        <w:rPr>
-          <w:rFonts w:cs="Times New Roman"/>
-          <w:szCs w:val="28"/>
-          <w:lang w:val="en-US"/>
-        </w:rPr>
-        <w:t xml:space="preserve">        </w:t>
-      </w:r>
-      <w:proofErr w:type="spellStart"/>
-      <w:r>
-        <w:rPr>
-          <w:rFonts w:cs="Times New Roman"/>
-          <w:szCs w:val="28"/>
-        </w:rPr>
-        <w:t>return</w:t>
-      </w:r>
-      <w:proofErr w:type="spellEnd"/>
-      <w:r>
-        <w:rPr>
-          <w:rFonts w:cs="Times New Roman"/>
-          <w:szCs w:val="28"/>
-        </w:rPr>
-        <w:t xml:space="preserve"> </w:t>
-      </w:r>
-      <w:proofErr w:type="spellStart"/>
-      <w:proofErr w:type="gramStart"/>
-      <w:r>
-        <w:rPr>
-          <w:rFonts w:cs="Times New Roman"/>
-          <w:szCs w:val="28"/>
-        </w:rPr>
-        <w:t>Ok</w:t>
-      </w:r>
-      <w:proofErr w:type="spellEnd"/>
-      <w:r>
-        <w:rPr>
-          <w:rFonts w:cs="Times New Roman"/>
-          <w:szCs w:val="28"/>
-        </w:rPr>
-        <w:t>(</w:t>
       </w:r>
       <w:proofErr w:type="gramEnd"/>
       <w:r>
@@ -12613,6 +12793,7 @@
         <w:rPr>
           <w:rFonts w:cs="Times New Roman"/>
           <w:szCs w:val="28"/>
+          <w:lang w:val="en-US"/>
         </w:rPr>
       </w:pPr>
       <w:r>
@@ -12622,15 +12803,248 @@
         </w:rPr>
         <w:t xml:space="preserve">        </w:t>
       </w:r>
-      <w:proofErr w:type="spellStart"/>
-      <w:r>
-        <w:rPr>
-          <w:rFonts w:cs="Times New Roman"/>
-          <w:szCs w:val="28"/>
-        </w:rPr>
-        <w:t>return</w:t>
-      </w:r>
-      <w:proofErr w:type="spellEnd"/>
+      <w:r>
+        <w:rPr>
+          <w:rFonts w:cs="Times New Roman"/>
+          <w:szCs w:val="28"/>
+          <w:lang w:val="en-US"/>
+        </w:rPr>
+        <w:t xml:space="preserve">return </w:t>
+      </w:r>
+      <w:proofErr w:type="gramStart"/>
+      <w:r>
+        <w:rPr>
+          <w:rFonts w:cs="Times New Roman"/>
+          <w:szCs w:val="28"/>
+          <w:lang w:val="en-US"/>
+        </w:rPr>
+        <w:t>Ok(</w:t>
+      </w:r>
+      <w:proofErr w:type="gramEnd"/>
+      <w:r>
+        <w:rPr>
+          <w:rFonts w:cs="Times New Roman"/>
+          <w:szCs w:val="28"/>
+          <w:lang w:val="en-US"/>
+        </w:rPr>
+        <w:t xml:space="preserve">new </w:t>
+      </w:r>
+      <w:proofErr w:type="gramStart"/>
+      <w:r>
+        <w:rPr>
+          <w:rFonts w:cs="Times New Roman"/>
+          <w:szCs w:val="28"/>
+          <w:lang w:val="en-US"/>
+        </w:rPr>
+        <w:t>{ reserved</w:t>
+      </w:r>
+      <w:proofErr w:type="gramEnd"/>
+      <w:r>
+        <w:rPr>
+          <w:rFonts w:cs="Times New Roman"/>
+          <w:szCs w:val="28"/>
+          <w:lang w:val="en-US"/>
+        </w:rPr>
+        <w:t xml:space="preserve"> = </w:t>
+      </w:r>
+      <w:proofErr w:type="gramStart"/>
+      <w:r>
+        <w:rPr>
+          <w:rFonts w:cs="Times New Roman"/>
+          <w:szCs w:val="28"/>
+          <w:lang w:val="en-US"/>
+        </w:rPr>
+        <w:t>true }</w:t>
+      </w:r>
+      <w:proofErr w:type="gramEnd"/>
+      <w:r>
+        <w:rPr>
+          <w:rFonts w:cs="Times New Roman"/>
+          <w:szCs w:val="28"/>
+          <w:lang w:val="en-US"/>
+        </w:rPr>
+        <w:t>);</w:t>
+      </w:r>
+    </w:p>
+    <w:p>
+      <w:pPr>
+        <w:spacing w:after="0" w:line="360" w:lineRule="auto"/>
+        <w:ind w:firstLine="709"/>
+        <w:jc w:val="both"/>
+        <w:rPr>
+          <w:rFonts w:cs="Times New Roman"/>
+          <w:szCs w:val="28"/>
+        </w:rPr>
+      </w:pPr>
+      <w:r>
+        <w:rPr>
+          <w:rFonts w:cs="Times New Roman"/>
+          <w:szCs w:val="28"/>
+          <w:lang w:val="en-US"/>
+        </w:rPr>
+        <w:t xml:space="preserve">    </w:t>
+      </w:r>
+      <w:r>
+        <w:rPr>
+          <w:rFonts w:cs="Times New Roman"/>
+          <w:szCs w:val="28"/>
+        </w:rPr>
+        <w:t>}</w:t>
+      </w:r>
+    </w:p>
+    <w:p>
+      <w:pPr>
+        <w:spacing w:after="0" w:line="360" w:lineRule="auto"/>
+        <w:ind w:firstLine="709"/>
+        <w:jc w:val="both"/>
+        <w:rPr>
+          <w:rFonts w:cs="Times New Roman"/>
+          <w:szCs w:val="28"/>
+        </w:rPr>
+      </w:pPr>
+      <w:r>
+        <w:rPr>
+          <w:rFonts w:cs="Times New Roman"/>
+          <w:szCs w:val="28"/>
+        </w:rPr>
+        <w:t>}</w:t>
+      </w:r>
+    </w:p>
+    <w:p>
+      <w:pPr>
+        <w:spacing w:after="0" w:line="360" w:lineRule="auto"/>
+        <w:ind w:firstLine="709"/>
+        <w:jc w:val="both"/>
+        <w:rPr>
+          <w:rFonts w:cs="Times New Roman"/>
+          <w:szCs w:val="28"/>
+        </w:rPr>
+      </w:pPr>
+      <w:r>
+        <w:rPr>
+          <w:rFonts w:cs="Times New Roman"/>
+          <w:szCs w:val="28"/>
+        </w:rPr>
+        <w:t>Демонстрация работы</w:t>
+      </w:r>
+    </w:p>
+    <w:p>
+      <w:pPr>
+        <w:spacing w:after="0" w:line="360" w:lineRule="auto"/>
+        <w:ind w:firstLine="709"/>
+        <w:jc w:val="both"/>
+        <w:rPr>
+          <w:rFonts w:cs="Times New Roman"/>
+          <w:szCs w:val="28"/>
+        </w:rPr>
+      </w:pPr>
+      <w:proofErr w:type="spellStart"/>
+      <w:r>
+        <w:rPr>
+          <w:rFonts w:cs="Times New Roman"/>
+          <w:szCs w:val="28"/>
+          <w:lang w:val="en-US"/>
+        </w:rPr>
+        <w:t>OrderService</w:t>
+      </w:r>
+      <w:proofErr w:type="spellEnd"/>
+      <w:r>
+        <w:rPr>
+          <w:rFonts w:cs="Times New Roman"/>
+          <w:szCs w:val="28"/>
+        </w:rPr>
+        <w:t xml:space="preserve"> запускается на 500</w:t>
+      </w:r>
+      <w:r>
+        <w:rPr>
+          <w:rFonts w:cs="Times New Roman"/>
+          <w:szCs w:val="28"/>
+        </w:rPr>
+        <w:t>0</w:t>
+      </w:r>
+    </w:p>
+    <w:p>
+      <w:pPr>
+        <w:spacing w:after="0" w:line="360" w:lineRule="auto"/>
+        <w:ind w:firstLine="709"/>
+        <w:jc w:val="both"/>
+        <w:rPr>
+          <w:rFonts w:cs="Times New Roman"/>
+          <w:szCs w:val="28"/>
+        </w:rPr>
+      </w:pPr>
+      <w:proofErr w:type="spellStart"/>
+      <w:r>
+        <w:rPr>
+          <w:rFonts w:cs="Times New Roman"/>
+          <w:szCs w:val="28"/>
+          <w:lang w:val="en-US"/>
+        </w:rPr>
+        <w:t>PaymentService</w:t>
+      </w:r>
+      <w:proofErr w:type="spellEnd"/>
+      <w:r>
+        <w:rPr>
+          <w:rFonts w:cs="Times New Roman"/>
+          <w:szCs w:val="28"/>
+        </w:rPr>
+        <w:t xml:space="preserve"> запускается на 500</w:t>
+      </w:r>
+      <w:r>
+        <w:rPr>
+          <w:rFonts w:cs="Times New Roman"/>
+          <w:szCs w:val="28"/>
+        </w:rPr>
+        <w:t>1</w:t>
+      </w:r>
+    </w:p>
+    <w:p>
+      <w:pPr>
+        <w:spacing w:after="0" w:line="360" w:lineRule="auto"/>
+        <w:ind w:firstLine="709"/>
+        <w:jc w:val="both"/>
+        <w:rPr>
+          <w:rFonts w:cs="Times New Roman"/>
+          <w:szCs w:val="28"/>
+        </w:rPr>
+      </w:pPr>
+    </w:p>
+    <w:p>
+      <w:pPr>
+        <w:spacing w:after="0" w:line="360" w:lineRule="auto"/>
+        <w:ind w:firstLine="709"/>
+        <w:jc w:val="both"/>
+        <w:rPr>
+          <w:rFonts w:cs="Times New Roman"/>
+          <w:szCs w:val="28"/>
+        </w:rPr>
+      </w:pPr>
+      <w:r>
+        <w:rPr>
+          <w:rFonts w:cs="Times New Roman"/>
+          <w:szCs w:val="28"/>
+        </w:rPr>
+        <w:t>Сценарий 1 — успех</w:t>
+      </w:r>
+    </w:p>
+    <w:p>
+      <w:pPr>
+        <w:spacing w:after="0" w:line="360" w:lineRule="auto"/>
+        <w:ind w:firstLine="709"/>
+        <w:jc w:val="both"/>
+        <w:rPr>
+          <w:rFonts w:cs="Times New Roman"/>
+          <w:szCs w:val="28"/>
+        </w:rPr>
+      </w:pPr>
+      <w:r>
+        <w:rPr>
+          <w:rFonts w:cs="Times New Roman"/>
+          <w:szCs w:val="28"/>
+          <w:lang w:val="en-US"/>
+        </w:rPr>
+        <w:t>POST</w:t>
+      </w:r>
       <w:r>
         <w:rPr>
           <w:rFonts w:cs="Times New Roman"/>
@@ -12638,33 +13052,311 @@
         </w:rPr>
         <w:t xml:space="preserve"> </w:t>
       </w:r>
-      <w:proofErr w:type="spellStart"/>
+      <w:r>
+        <w:rPr>
+          <w:rFonts w:cs="Times New Roman"/>
+          <w:szCs w:val="28"/>
+          <w:lang w:val="en-US"/>
+        </w:rPr>
+        <w:t>http</w:t>
+      </w:r>
+      <w:r>
+        <w:rPr>
+          <w:rFonts w:cs="Times New Roman"/>
+          <w:szCs w:val="28"/>
+        </w:rPr>
+        <w:t>://</w:t>
+      </w:r>
+      <w:r>
+        <w:rPr>
+          <w:rFonts w:cs="Times New Roman"/>
+          <w:szCs w:val="28"/>
+          <w:lang w:val="en-US"/>
+        </w:rPr>
+        <w:t>localhost</w:t>
+      </w:r>
+      <w:r>
+        <w:rPr>
+          <w:rFonts w:cs="Times New Roman"/>
+          <w:szCs w:val="28"/>
+        </w:rPr>
+        <w:t>:5001/</w:t>
+      </w:r>
+      <w:r>
+        <w:rPr>
+          <w:rFonts w:cs="Times New Roman"/>
+          <w:szCs w:val="28"/>
+          <w:lang w:val="en-US"/>
+        </w:rPr>
+        <w:t>order</w:t>
+      </w:r>
+      <w:r>
+        <w:rPr>
+          <w:rFonts w:cs="Times New Roman"/>
+          <w:szCs w:val="28"/>
+        </w:rPr>
+        <w:t>/</w:t>
+      </w:r>
+      <w:r>
+        <w:rPr>
+          <w:rFonts w:cs="Times New Roman"/>
+          <w:szCs w:val="28"/>
+          <w:lang w:val="en-US"/>
+        </w:rPr>
+        <w:t>checkout</w:t>
+      </w:r>
+      <w:r>
+        <w:rPr>
+          <w:rFonts w:cs="Times New Roman"/>
+          <w:szCs w:val="28"/>
+        </w:rPr>
+        <w:t xml:space="preserve"> \</w:t>
+      </w:r>
+    </w:p>
+    <w:p>
+      <w:pPr>
+        <w:spacing w:after="0" w:line="360" w:lineRule="auto"/>
+        <w:ind w:firstLine="709"/>
+        <w:jc w:val="both"/>
+        <w:rPr>
+          <w:rFonts w:cs="Times New Roman"/>
+          <w:szCs w:val="28"/>
+          <w:lang w:val="en-US"/>
+        </w:rPr>
+      </w:pPr>
+      <w:r>
+        <w:rPr>
+          <w:rFonts w:cs="Times New Roman"/>
+          <w:szCs w:val="28"/>
+        </w:rPr>
+        <w:t xml:space="preserve">  </w:t>
+      </w:r>
+      <w:r>
+        <w:rPr>
+          <w:rFonts w:cs="Times New Roman"/>
+          <w:szCs w:val="28"/>
+          <w:lang w:val="en-US"/>
+        </w:rPr>
+        <w:t>{"name":"</w:t>
+      </w:r>
+      <w:r>
+        <w:rPr>
+          <w:rFonts w:cs="Times New Roman"/>
+          <w:szCs w:val="28"/>
+        </w:rPr>
+        <w:t>Кофейня</w:t>
+      </w:r>
+      <w:r>
+        <w:rPr>
+          <w:rFonts w:cs="Times New Roman"/>
+          <w:szCs w:val="28"/>
+          <w:lang w:val="en-US"/>
+        </w:rPr>
+        <w:t>","amount":1500,"simulateStockFailure</w:t>
+      </w:r>
       <w:proofErr w:type="gramStart"/>
       <w:r>
         <w:rPr>
           <w:rFonts w:cs="Times New Roman"/>
           <w:szCs w:val="28"/>
-        </w:rPr>
-        <w:t>Ok</w:t>
-      </w:r>
-      <w:proofErr w:type="spellEnd"/>
-      <w:r>
-        <w:rPr>
-          <w:rFonts w:cs="Times New Roman"/>
-          <w:szCs w:val="28"/>
-        </w:rPr>
-        <w:t>(</w:t>
-      </w:r>
-      <w:proofErr w:type="spellStart"/>
+          <w:lang w:val="en-US"/>
+        </w:rPr>
+        <w:t>":false</w:t>
+      </w:r>
       <w:proofErr w:type="gramEnd"/>
       <w:r>
         <w:rPr>
           <w:rFonts w:cs="Times New Roman"/>
           <w:szCs w:val="28"/>
-        </w:rPr>
-        <w:t>new</w:t>
-      </w:r>
-      <w:proofErr w:type="spellEnd"/>
+          <w:lang w:val="en-US"/>
+        </w:rPr>
+        <w:t>}</w:t>
+      </w:r>
+    </w:p>
+    <w:p>
+      <w:pPr>
+        <w:spacing w:after="0" w:line="360" w:lineRule="auto"/>
+        <w:ind w:firstLine="709"/>
+        <w:jc w:val="both"/>
+        <w:rPr>
+          <w:rFonts w:cs="Times New Roman"/>
+          <w:szCs w:val="28"/>
+        </w:rPr>
+      </w:pPr>
+      <w:r>
+        <w:rPr>
+          <w:rFonts w:cs="Times New Roman"/>
+          <w:szCs w:val="28"/>
+          <w:lang w:val="en-US"/>
+        </w:rPr>
+        <w:t>Response</w:t>
+      </w:r>
+    </w:p>
+    <w:p>
+      <w:pPr>
+        <w:spacing w:after="0" w:line="360" w:lineRule="auto"/>
+        <w:ind w:firstLine="709"/>
+        <w:jc w:val="both"/>
+        <w:rPr>
+          <w:rFonts w:cs="Times New Roman"/>
+          <w:szCs w:val="28"/>
+        </w:rPr>
+      </w:pPr>
+      <w:r>
+        <w:rPr>
+          <w:rFonts w:cs="Times New Roman"/>
+          <w:szCs w:val="28"/>
+        </w:rPr>
+        <w:t>{</w:t>
+      </w:r>
+    </w:p>
+    <w:p>
+      <w:pPr>
+        <w:spacing w:after="0" w:line="360" w:lineRule="auto"/>
+        <w:ind w:firstLine="709"/>
+        <w:jc w:val="both"/>
+        <w:rPr>
+          <w:rFonts w:cs="Times New Roman"/>
+          <w:szCs w:val="28"/>
+        </w:rPr>
+      </w:pPr>
+      <w:r>
+        <w:rPr>
+          <w:rFonts w:cs="Times New Roman"/>
+          <w:szCs w:val="28"/>
+        </w:rPr>
+        <w:t>    "</w:t>
+      </w:r>
+      <w:proofErr w:type="spellStart"/>
+      <w:r>
+        <w:rPr>
+          <w:rFonts w:cs="Times New Roman"/>
+          <w:szCs w:val="28"/>
+        </w:rPr>
+        <w:t>log</w:t>
+      </w:r>
+      <w:proofErr w:type="spellEnd"/>
+      <w:r>
+        <w:rPr>
+          <w:rFonts w:cs="Times New Roman"/>
+          <w:szCs w:val="28"/>
+        </w:rPr>
+        <w:t>": "Шаг 1: заказ #1 создан.\</w:t>
+      </w:r>
+      <w:proofErr w:type="spellStart"/>
+      <w:r>
+        <w:rPr>
+          <w:rFonts w:cs="Times New Roman"/>
+          <w:szCs w:val="28"/>
+        </w:rPr>
+        <w:t>nШаг</w:t>
+      </w:r>
+      <w:proofErr w:type="spellEnd"/>
+      <w:r>
+        <w:rPr>
+          <w:rFonts w:cs="Times New Roman"/>
+          <w:szCs w:val="28"/>
+        </w:rPr>
+        <w:t xml:space="preserve"> 2: оплата #1 списана.\</w:t>
+      </w:r>
+      <w:proofErr w:type="spellStart"/>
+      <w:r>
+        <w:rPr>
+          <w:rFonts w:cs="Times New Roman"/>
+          <w:szCs w:val="28"/>
+        </w:rPr>
+        <w:t>nШаг</w:t>
+      </w:r>
+      <w:proofErr w:type="spellEnd"/>
+      <w:r>
+        <w:rPr>
+          <w:rFonts w:cs="Times New Roman"/>
+          <w:szCs w:val="28"/>
+        </w:rPr>
+        <w:t xml:space="preserve"> 3: товар зарезервирован.\</w:t>
+      </w:r>
+      <w:proofErr w:type="spellStart"/>
+      <w:r>
+        <w:rPr>
+          <w:rFonts w:cs="Times New Roman"/>
+          <w:szCs w:val="28"/>
+        </w:rPr>
+        <w:t>nSaga</w:t>
+      </w:r>
+      <w:proofErr w:type="spellEnd"/>
+      <w:r>
+        <w:rPr>
+          <w:rFonts w:cs="Times New Roman"/>
+          <w:szCs w:val="28"/>
+        </w:rPr>
+        <w:t xml:space="preserve"> завершена успешно."</w:t>
+      </w:r>
+    </w:p>
+    <w:p>
+      <w:pPr>
+        <w:spacing w:after="0" w:line="360" w:lineRule="auto"/>
+        <w:ind w:firstLine="709"/>
+        <w:jc w:val="both"/>
+        <w:rPr>
+          <w:rFonts w:cs="Times New Roman"/>
+          <w:szCs w:val="28"/>
+        </w:rPr>
+      </w:pPr>
+      <w:r>
+        <w:rPr>
+          <w:rFonts w:cs="Times New Roman"/>
+          <w:szCs w:val="28"/>
+        </w:rPr>
+        <w:t>}</w:t>
+      </w:r>
+    </w:p>
+    <w:p>
+      <w:pPr>
+        <w:spacing w:after="0" w:line="360" w:lineRule="auto"/>
+        <w:ind w:firstLine="709"/>
+        <w:jc w:val="both"/>
+        <w:rPr>
+          <w:rFonts w:cs="Times New Roman"/>
+          <w:szCs w:val="28"/>
+        </w:rPr>
+      </w:pPr>
+    </w:p>
+    <w:p>
+      <w:pPr>
+        <w:spacing w:after="0" w:line="360" w:lineRule="auto"/>
+        <w:ind w:firstLine="709"/>
+        <w:jc w:val="both"/>
+        <w:rPr>
+          <w:rFonts w:cs="Times New Roman"/>
+          <w:szCs w:val="28"/>
+        </w:rPr>
+      </w:pPr>
+      <w:r>
+        <w:rPr>
+          <w:rFonts w:cs="Times New Roman"/>
+          <w:szCs w:val="28"/>
+        </w:rPr>
+        <w:t>Проверка состояния:</w:t>
+      </w:r>
+    </w:p>
+    <w:p>
+      <w:pPr>
+        <w:spacing w:after="0" w:line="360" w:lineRule="auto"/>
+        <w:ind w:firstLine="709"/>
+        <w:jc w:val="both"/>
+        <w:rPr>
+          <w:rFonts w:cs="Times New Roman"/>
+          <w:szCs w:val="28"/>
+        </w:rPr>
+      </w:pPr>
+      <w:r>
+        <w:rPr>
+          <w:rFonts w:cs="Times New Roman"/>
+          <w:szCs w:val="28"/>
+          <w:lang w:val="en-US"/>
+        </w:rPr>
+        <w:t>GET</w:t>
+      </w:r>
       <w:r>
         <w:rPr>
           <w:rFonts w:cs="Times New Roman"/>
@@ -12672,479 +13364,58 @@
         </w:rPr>
         <w:t xml:space="preserve"> </w:t>
       </w:r>
-      <w:proofErr w:type="gramStart"/>
-      <w:r>
-        <w:rPr>
-          <w:rFonts w:cs="Times New Roman"/>
-          <w:szCs w:val="28"/>
-        </w:rPr>
-        <w:t xml:space="preserve">{ </w:t>
-      </w:r>
-      <w:proofErr w:type="spellStart"/>
-      <w:r>
-        <w:rPr>
-          <w:rFonts w:cs="Times New Roman"/>
-          <w:szCs w:val="28"/>
-        </w:rPr>
-        <w:t>reserved</w:t>
-      </w:r>
-      <w:proofErr w:type="spellEnd"/>
-      <w:proofErr w:type="gramEnd"/>
-      <w:r>
-        <w:rPr>
-          <w:rFonts w:cs="Times New Roman"/>
-          <w:szCs w:val="28"/>
-        </w:rPr>
-        <w:t xml:space="preserve"> = </w:t>
-      </w:r>
-      <w:proofErr w:type="spellStart"/>
-      <w:proofErr w:type="gramStart"/>
-      <w:r>
-        <w:rPr>
-          <w:rFonts w:cs="Times New Roman"/>
-          <w:szCs w:val="28"/>
-        </w:rPr>
-        <w:t>true</w:t>
-      </w:r>
-      <w:proofErr w:type="spellEnd"/>
-      <w:r>
-        <w:rPr>
-          <w:rFonts w:cs="Times New Roman"/>
-          <w:szCs w:val="28"/>
-        </w:rPr>
-        <w:t xml:space="preserve"> }</w:t>
-      </w:r>
-      <w:proofErr w:type="gramEnd"/>
-      <w:r>
-        <w:rPr>
-          <w:rFonts w:cs="Times New Roman"/>
-          <w:szCs w:val="28"/>
-        </w:rPr>
-        <w:t>);</w:t>
-      </w:r>
-    </w:p>
-    <w:p>
-      <w:pPr>
-        <w:spacing w:after="0" w:line="360" w:lineRule="auto"/>
-        <w:ind w:firstLine="709"/>
-        <w:jc w:val="both"/>
-        <w:rPr>
-          <w:rFonts w:cs="Times New Roman"/>
-          <w:szCs w:val="28"/>
-        </w:rPr>
-      </w:pPr>
-      <w:r>
-        <w:rPr>
-          <w:rFonts w:cs="Times New Roman"/>
-          <w:szCs w:val="28"/>
-        </w:rPr>
-        <w:t xml:space="preserve">    }</w:t>
-      </w:r>
-    </w:p>
-    <w:p>
-      <w:pPr>
-        <w:spacing w:after="0" w:line="360" w:lineRule="auto"/>
-        <w:ind w:firstLine="709"/>
-        <w:jc w:val="both"/>
-        <w:rPr>
-          <w:rFonts w:cs="Times New Roman"/>
-          <w:szCs w:val="28"/>
-        </w:rPr>
-      </w:pPr>
-      <w:r>
-        <w:rPr>
-          <w:rFonts w:cs="Times New Roman"/>
-          <w:szCs w:val="28"/>
-        </w:rPr>
-        <w:t>}</w:t>
-      </w:r>
-    </w:p>
-    <w:p>
-      <w:pPr>
-        <w:spacing w:after="0" w:line="360" w:lineRule="auto"/>
-        <w:ind w:firstLine="709"/>
-        <w:jc w:val="both"/>
-        <w:rPr>
-          <w:rFonts w:cs="Times New Roman"/>
-          <w:szCs w:val="28"/>
-        </w:rPr>
-      </w:pPr>
-      <w:r>
-        <w:rPr>
-          <w:rFonts w:cs="Times New Roman"/>
-          <w:szCs w:val="28"/>
-        </w:rPr>
-        <w:t>Демонстрация работы</w:t>
-      </w:r>
-    </w:p>
-    <w:p>
-      <w:pPr>
-        <w:spacing w:after="0" w:line="360" w:lineRule="auto"/>
-        <w:ind w:firstLine="709"/>
-        <w:jc w:val="both"/>
-        <w:rPr>
-          <w:rFonts w:cs="Times New Roman"/>
-          <w:szCs w:val="28"/>
-        </w:rPr>
-      </w:pPr>
-      <w:proofErr w:type="spellStart"/>
-      <w:r>
-        <w:rPr>
-          <w:rFonts w:cs="Times New Roman"/>
-          <w:szCs w:val="28"/>
-          <w:lang w:val="en-US"/>
-        </w:rPr>
-        <w:t>OrderService</w:t>
-      </w:r>
-      <w:proofErr w:type="spellEnd"/>
-      <w:r>
-        <w:rPr>
-          <w:rFonts w:cs="Times New Roman"/>
-          <w:szCs w:val="28"/>
-        </w:rPr>
-        <w:t xml:space="preserve"> запускается на 500</w:t>
-      </w:r>
-      <w:r>
-        <w:rPr>
-          <w:rFonts w:cs="Times New Roman"/>
-          <w:szCs w:val="28"/>
-        </w:rPr>
-        <w:t>0</w:t>
-      </w:r>
-    </w:p>
-    <w:p>
-      <w:pPr>
-        <w:spacing w:after="0" w:line="360" w:lineRule="auto"/>
-        <w:ind w:firstLine="709"/>
-        <w:jc w:val="both"/>
-        <w:rPr>
-          <w:rFonts w:cs="Times New Roman"/>
-          <w:szCs w:val="28"/>
-          <w:lang w:val="en-US"/>
-        </w:rPr>
-      </w:pPr>
-      <w:proofErr w:type="spellStart"/>
-      <w:r>
-        <w:rPr>
-          <w:rFonts w:cs="Times New Roman"/>
-          <w:szCs w:val="28"/>
-          <w:lang w:val="en-US"/>
-        </w:rPr>
-        <w:t>PaymentService</w:t>
-      </w:r>
-      <w:proofErr w:type="spellEnd"/>
-      <w:r>
-        <w:rPr>
-          <w:rFonts w:cs="Times New Roman"/>
-          <w:szCs w:val="28"/>
-        </w:rPr>
-        <w:t xml:space="preserve"> запускается на 500</w:t>
-      </w:r>
-      <w:r>
-        <w:rPr>
-          <w:rFonts w:cs="Times New Roman"/>
-          <w:szCs w:val="28"/>
-          <w:lang w:val="en-US"/>
-        </w:rPr>
-        <w:t>1</w:t>
-      </w:r>
-    </w:p>
-    <w:p>
-      <w:pPr>
-        <w:spacing w:after="0" w:line="360" w:lineRule="auto"/>
-        <w:ind w:firstLine="709"/>
-        <w:jc w:val="both"/>
-        <w:rPr>
-          <w:rFonts w:cs="Times New Roman"/>
-          <w:szCs w:val="28"/>
-        </w:rPr>
-      </w:pPr>
-    </w:p>
-    <w:p>
-      <w:pPr>
-        <w:spacing w:after="0" w:line="360" w:lineRule="auto"/>
-        <w:ind w:firstLine="709"/>
-        <w:jc w:val="both"/>
-        <w:rPr>
-          <w:rFonts w:cs="Times New Roman"/>
-          <w:szCs w:val="28"/>
-        </w:rPr>
-      </w:pPr>
-      <w:r>
-        <w:rPr>
-          <w:rFonts w:cs="Times New Roman"/>
-          <w:szCs w:val="28"/>
-        </w:rPr>
-        <w:t>Сценарий 1 — успех</w:t>
-      </w:r>
-    </w:p>
-    <w:p>
-      <w:pPr>
-        <w:spacing w:after="0" w:line="360" w:lineRule="auto"/>
-        <w:ind w:firstLine="709"/>
-        <w:jc w:val="both"/>
-        <w:rPr>
-          <w:rFonts w:cs="Times New Roman"/>
-          <w:szCs w:val="28"/>
-          <w:lang w:val="en-US"/>
-        </w:rPr>
-      </w:pPr>
-      <w:r>
-        <w:rPr>
-          <w:rFonts w:cs="Times New Roman"/>
-          <w:szCs w:val="28"/>
-          <w:lang w:val="en-US"/>
-        </w:rPr>
-        <w:t>POST http://localhost:5001/order/checkout \</w:t>
-      </w:r>
-    </w:p>
-    <w:p>
-      <w:pPr>
-        <w:spacing w:after="0" w:line="360" w:lineRule="auto"/>
-        <w:ind w:firstLine="709"/>
-        <w:jc w:val="both"/>
-        <w:rPr>
-          <w:rFonts w:cs="Times New Roman"/>
-          <w:szCs w:val="28"/>
-          <w:lang w:val="en-US"/>
-        </w:rPr>
-      </w:pPr>
-      <w:r>
-        <w:rPr>
-          <w:rFonts w:cs="Times New Roman"/>
-          <w:szCs w:val="28"/>
-          <w:lang w:val="en-US"/>
-        </w:rPr>
-        <w:t xml:space="preserve">  {"name":"</w:t>
-      </w:r>
-      <w:r>
-        <w:rPr>
-          <w:rFonts w:cs="Times New Roman"/>
-          <w:szCs w:val="28"/>
-        </w:rPr>
-        <w:t>Кофейня</w:t>
-      </w:r>
-      <w:r>
-        <w:rPr>
-          <w:rFonts w:cs="Times New Roman"/>
-          <w:szCs w:val="28"/>
-          <w:lang w:val="en-US"/>
-        </w:rPr>
-        <w:t>","amount":1500,"simulateStockFailure</w:t>
-      </w:r>
-      <w:proofErr w:type="gramStart"/>
-      <w:r>
-        <w:rPr>
-          <w:rFonts w:cs="Times New Roman"/>
-          <w:szCs w:val="28"/>
-          <w:lang w:val="en-US"/>
-        </w:rPr>
-        <w:t>":false</w:t>
-      </w:r>
-      <w:proofErr w:type="gramEnd"/>
-      <w:r>
-        <w:rPr>
-          <w:rFonts w:cs="Times New Roman"/>
-          <w:szCs w:val="28"/>
-          <w:lang w:val="en-US"/>
-        </w:rPr>
-        <w:t>}</w:t>
-      </w:r>
-    </w:p>
-    <w:p>
-      <w:pPr>
-        <w:spacing w:after="0" w:line="360" w:lineRule="auto"/>
-        <w:ind w:firstLine="709"/>
-        <w:jc w:val="both"/>
-        <w:rPr>
-          <w:rFonts w:cs="Times New Roman"/>
-          <w:szCs w:val="28"/>
-        </w:rPr>
-      </w:pPr>
-      <w:r>
-        <w:rPr>
-          <w:rFonts w:cs="Times New Roman"/>
-          <w:szCs w:val="28"/>
-          <w:lang w:val="en-US"/>
-        </w:rPr>
-        <w:t>Response</w:t>
-      </w:r>
-    </w:p>
-    <w:p>
-      <w:pPr>
-        <w:spacing w:after="0" w:line="360" w:lineRule="auto"/>
-        <w:ind w:firstLine="709"/>
-        <w:jc w:val="both"/>
-        <w:rPr>
-          <w:rFonts w:cs="Times New Roman"/>
-          <w:szCs w:val="28"/>
-        </w:rPr>
-      </w:pPr>
-      <w:r>
-        <w:rPr>
-          <w:rFonts w:cs="Times New Roman"/>
-          <w:szCs w:val="28"/>
-        </w:rPr>
-        <w:t>{</w:t>
-      </w:r>
-    </w:p>
-    <w:p>
-      <w:pPr>
-        <w:spacing w:after="0" w:line="360" w:lineRule="auto"/>
-        <w:ind w:firstLine="709"/>
-        <w:jc w:val="both"/>
-        <w:rPr>
-          <w:rFonts w:cs="Times New Roman"/>
-          <w:szCs w:val="28"/>
-        </w:rPr>
-      </w:pPr>
-      <w:r>
-        <w:rPr>
-          <w:rFonts w:cs="Times New Roman"/>
-          <w:szCs w:val="28"/>
-        </w:rPr>
-        <w:t>    "</w:t>
-      </w:r>
-      <w:proofErr w:type="spellStart"/>
-      <w:r>
-        <w:rPr>
-          <w:rFonts w:cs="Times New Roman"/>
-          <w:szCs w:val="28"/>
-        </w:rPr>
-        <w:t>log</w:t>
-      </w:r>
-      <w:proofErr w:type="spellEnd"/>
-      <w:r>
-        <w:rPr>
-          <w:rFonts w:cs="Times New Roman"/>
-          <w:szCs w:val="28"/>
-        </w:rPr>
-        <w:t>": "Шаг 1: заказ #1 создан.\</w:t>
-      </w:r>
-      <w:proofErr w:type="spellStart"/>
-      <w:r>
-        <w:rPr>
-          <w:rFonts w:cs="Times New Roman"/>
-          <w:szCs w:val="28"/>
-        </w:rPr>
-        <w:t>nШаг</w:t>
-      </w:r>
-      <w:proofErr w:type="spellEnd"/>
-      <w:r>
-        <w:rPr>
-          <w:rFonts w:cs="Times New Roman"/>
-          <w:szCs w:val="28"/>
-        </w:rPr>
-        <w:t xml:space="preserve"> 2: оплата #1 списана.\</w:t>
-      </w:r>
-      <w:proofErr w:type="spellStart"/>
-      <w:r>
-        <w:rPr>
-          <w:rFonts w:cs="Times New Roman"/>
-          <w:szCs w:val="28"/>
-        </w:rPr>
-        <w:t>nШаг</w:t>
-      </w:r>
-      <w:proofErr w:type="spellEnd"/>
-      <w:r>
-        <w:rPr>
-          <w:rFonts w:cs="Times New Roman"/>
-          <w:szCs w:val="28"/>
-        </w:rPr>
-        <w:t xml:space="preserve"> 3: товар зарезервирован.\</w:t>
-      </w:r>
-      <w:proofErr w:type="spellStart"/>
-      <w:r>
-        <w:rPr>
-          <w:rFonts w:cs="Times New Roman"/>
-          <w:szCs w:val="28"/>
-        </w:rPr>
-        <w:t>nSaga</w:t>
-      </w:r>
-      <w:proofErr w:type="spellEnd"/>
-      <w:r>
-        <w:rPr>
-          <w:rFonts w:cs="Times New Roman"/>
-          <w:szCs w:val="28"/>
-        </w:rPr>
-        <w:t xml:space="preserve"> завершена успешно."</w:t>
-      </w:r>
-    </w:p>
-    <w:p>
-      <w:pPr>
-        <w:spacing w:after="0" w:line="360" w:lineRule="auto"/>
-        <w:ind w:firstLine="709"/>
-        <w:jc w:val="both"/>
-        <w:rPr>
-          <w:rFonts w:cs="Times New Roman"/>
-          <w:szCs w:val="28"/>
-        </w:rPr>
-      </w:pPr>
-      <w:r>
-        <w:rPr>
-          <w:rFonts w:cs="Times New Roman"/>
-          <w:szCs w:val="28"/>
-        </w:rPr>
-        <w:t>}</w:t>
-      </w:r>
-    </w:p>
-    <w:p>
-      <w:pPr>
-        <w:spacing w:after="0" w:line="360" w:lineRule="auto"/>
-        <w:ind w:firstLine="709"/>
-        <w:jc w:val="both"/>
-        <w:rPr>
-          <w:rFonts w:cs="Times New Roman"/>
-          <w:szCs w:val="28"/>
-          <w:lang w:val="en-US"/>
-        </w:rPr>
-      </w:pPr>
-    </w:p>
-    <w:p>
-      <w:pPr>
-        <w:spacing w:after="0" w:line="360" w:lineRule="auto"/>
-        <w:ind w:firstLine="709"/>
-        <w:jc w:val="both"/>
-        <w:rPr>
-          <w:rFonts w:cs="Times New Roman"/>
-          <w:szCs w:val="28"/>
-          <w:lang w:val="en-US"/>
-        </w:rPr>
-      </w:pPr>
-      <w:r>
-        <w:rPr>
-          <w:rFonts w:cs="Times New Roman"/>
-          <w:szCs w:val="28"/>
-        </w:rPr>
-        <w:t>Проверка состояния:</w:t>
-      </w:r>
-    </w:p>
-    <w:p>
-      <w:pPr>
-        <w:spacing w:after="0" w:line="360" w:lineRule="auto"/>
-        <w:ind w:firstLine="709"/>
-        <w:jc w:val="both"/>
-        <w:rPr>
-          <w:rFonts w:cs="Times New Roman"/>
-          <w:szCs w:val="28"/>
-          <w:lang w:val="en-US"/>
-        </w:rPr>
-      </w:pPr>
-      <w:r>
-        <w:rPr>
-          <w:rFonts w:cs="Times New Roman"/>
-          <w:szCs w:val="28"/>
-          <w:lang w:val="en-US"/>
-        </w:rPr>
-        <w:t xml:space="preserve">GET </w:t>
-      </w:r>
-      <w:r>
-        <w:rPr>
-          <w:rFonts w:cs="Times New Roman"/>
-          <w:szCs w:val="28"/>
-          <w:lang w:val="en-US"/>
-        </w:rPr>
-        <w:t>http://localhost:5001/orders/All</w:t>
+      <w:r>
+        <w:rPr>
+          <w:rFonts w:cs="Times New Roman"/>
+          <w:szCs w:val="28"/>
+          <w:lang w:val="en-US"/>
+        </w:rPr>
+        <w:t>http</w:t>
+      </w:r>
+      <w:r>
+        <w:rPr>
+          <w:rFonts w:cs="Times New Roman"/>
+          <w:szCs w:val="28"/>
+        </w:rPr>
+        <w:t>://</w:t>
+      </w:r>
+      <w:r>
+        <w:rPr>
+          <w:rFonts w:cs="Times New Roman"/>
+          <w:szCs w:val="28"/>
+          <w:lang w:val="en-US"/>
+        </w:rPr>
+        <w:t>localhost</w:t>
+      </w:r>
+      <w:r>
+        <w:rPr>
+          <w:rFonts w:cs="Times New Roman"/>
+          <w:szCs w:val="28"/>
+        </w:rPr>
+        <w:t>:5001/</w:t>
+      </w:r>
+      <w:r>
+        <w:rPr>
+          <w:rFonts w:cs="Times New Roman"/>
+          <w:szCs w:val="28"/>
+          <w:lang w:val="en-US"/>
+        </w:rPr>
+        <w:t>orders</w:t>
+      </w:r>
+      <w:r>
+        <w:rPr>
+          <w:rFonts w:cs="Times New Roman"/>
+          <w:szCs w:val="28"/>
+        </w:rPr>
+        <w:t>/</w:t>
+      </w:r>
+      <w:r>
+        <w:rPr>
+          <w:rFonts w:cs="Times New Roman"/>
+          <w:szCs w:val="28"/>
+          <w:lang w:val="en-US"/>
+        </w:rPr>
+        <w:t>All</w:t>
       </w:r>
     </w:p>
     <w:p>
@@ -13934,7 +14205,6 @@
         <w:rPr>
           <w:rFonts w:cs="Times New Roman"/>
           <w:szCs w:val="28"/>
-          <w:lang w:val="en-US"/>
         </w:rPr>
       </w:pPr>
     </w:p>
@@ -14178,34 +14448,38 @@
         <w:rPr>
           <w:rFonts w:cs="Times New Roman"/>
           <w:szCs w:val="28"/>
-          <w:lang w:val="en-US"/>
-        </w:rPr>
-      </w:pPr>
-      <w:r>
-        <w:rPr>
-          <w:rFonts w:cs="Times New Roman"/>
-          <w:szCs w:val="28"/>
-          <w:lang w:val="en-US"/>
-        </w:rPr>
-        <w:t>    }</w:t>
-      </w:r>
-    </w:p>
-    <w:p>
-      <w:pPr>
-        <w:spacing w:after="0" w:line="360" w:lineRule="auto"/>
-        <w:ind w:firstLine="709"/>
-        <w:jc w:val="both"/>
-        <w:rPr>
-          <w:rFonts w:cs="Times New Roman"/>
-          <w:szCs w:val="28"/>
-          <w:lang w:val="en-US"/>
-        </w:rPr>
-      </w:pPr>
-      <w:r>
-        <w:rPr>
-          <w:rFonts w:cs="Times New Roman"/>
-          <w:szCs w:val="28"/>
-          <w:lang w:val="en-US"/>
+        </w:rPr>
+      </w:pPr>
+      <w:r>
+        <w:rPr>
+          <w:rFonts w:cs="Times New Roman"/>
+          <w:szCs w:val="28"/>
+          <w:lang w:val="en-US"/>
+        </w:rPr>
+        <w:t xml:space="preserve">    </w:t>
+      </w:r>
+      <w:r>
+        <w:rPr>
+          <w:rFonts w:cs="Times New Roman"/>
+          <w:szCs w:val="28"/>
+        </w:rPr>
+        <w:t>}</w:t>
+      </w:r>
+    </w:p>
+    <w:p>
+      <w:pPr>
+        <w:spacing w:after="0" w:line="360" w:lineRule="auto"/>
+        <w:ind w:firstLine="709"/>
+        <w:jc w:val="both"/>
+        <w:rPr>
+          <w:rFonts w:cs="Times New Roman"/>
+          <w:szCs w:val="28"/>
+        </w:rPr>
+      </w:pPr>
+      <w:r>
+        <w:rPr>
+          <w:rFonts w:cs="Times New Roman"/>
+          <w:szCs w:val="28"/>
         </w:rPr>
         <w:lastRenderedPageBreak/>
         <w:t>]</w:t>
@@ -14327,14 +14601,12 @@
         <w:rPr>
           <w:rFonts w:cs="Times New Roman"/>
           <w:szCs w:val="28"/>
-          <w:lang w:val="en-US"/>
-        </w:rPr>
-      </w:pPr>
-      <w:r>
-        <w:rPr>
-          <w:rFonts w:cs="Times New Roman"/>
-          <w:szCs w:val="28"/>
-          <w:lang w:val="en-US"/>
+        </w:rPr>
+      </w:pPr>
+      <w:r>
+        <w:rPr>
+          <w:rFonts w:cs="Times New Roman"/>
+          <w:szCs w:val="28"/>
         </w:rPr>
         <w:t>[</w:t>
       </w:r>
@@ -14347,72 +14619,194 @@
         <w:rPr>
           <w:rFonts w:cs="Times New Roman"/>
           <w:szCs w:val="28"/>
-          <w:lang w:val="en-US"/>
-        </w:rPr>
-      </w:pPr>
-      <w:r>
-        <w:rPr>
-          <w:rFonts w:cs="Times New Roman"/>
-          <w:szCs w:val="28"/>
-          <w:lang w:val="en-US"/>
-        </w:rPr>
-        <w:t>    {</w:t>
-      </w:r>
-    </w:p>
-    <w:p>
-      <w:pPr>
-        <w:spacing w:after="0" w:line="360" w:lineRule="auto"/>
-        <w:ind w:firstLine="709"/>
-        <w:jc w:val="both"/>
-        <w:rPr>
-          <w:rFonts w:cs="Times New Roman"/>
-          <w:szCs w:val="28"/>
-          <w:lang w:val="en-US"/>
-        </w:rPr>
-      </w:pPr>
-      <w:r>
-        <w:rPr>
-          <w:rFonts w:cs="Times New Roman"/>
-          <w:szCs w:val="28"/>
-          <w:lang w:val="en-US"/>
-        </w:rPr>
-        <w:t xml:space="preserve">        "id": </w:t>
-      </w:r>
-      <w:r>
-        <w:rPr>
-          <w:rFonts w:cs="Times New Roman"/>
-          <w:szCs w:val="28"/>
-          <w:lang w:val="en-US"/>
-        </w:rPr>
-        <w:t>1</w:t>
-      </w:r>
-      <w:r>
-        <w:rPr>
-          <w:rFonts w:cs="Times New Roman"/>
-          <w:szCs w:val="28"/>
-          <w:lang w:val="en-US"/>
-        </w:rPr>
-        <w:t>,</w:t>
-      </w:r>
-    </w:p>
-    <w:p>
-      <w:pPr>
-        <w:spacing w:after="0" w:line="360" w:lineRule="auto"/>
-        <w:ind w:firstLine="709"/>
-        <w:jc w:val="both"/>
-        <w:rPr>
-          <w:rFonts w:cs="Times New Roman"/>
-          <w:szCs w:val="28"/>
-          <w:lang w:val="en-US"/>
-        </w:rPr>
-      </w:pPr>
-      <w:r>
-        <w:rPr>
-          <w:rFonts w:cs="Times New Roman"/>
-          <w:szCs w:val="28"/>
-          <w:lang w:val="en-US"/>
-        </w:rPr>
-        <w:t>        "</w:t>
+        </w:rPr>
+      </w:pPr>
+      <w:r>
+        <w:rPr>
+          <w:rFonts w:cs="Times New Roman"/>
+          <w:szCs w:val="28"/>
+          <w:lang w:val="en-US"/>
+        </w:rPr>
+        <w:t> </w:t>
+      </w:r>
+      <w:r>
+        <w:rPr>
+          <w:rFonts w:cs="Times New Roman"/>
+          <w:szCs w:val="28"/>
+        </w:rPr>
+        <w:t xml:space="preserve"> </w:t>
+      </w:r>
+      <w:r>
+        <w:rPr>
+          <w:rFonts w:cs="Times New Roman"/>
+          <w:szCs w:val="28"/>
+          <w:lang w:val="en-US"/>
+        </w:rPr>
+        <w:t> </w:t>
+      </w:r>
+      <w:r>
+        <w:rPr>
+          <w:rFonts w:cs="Times New Roman"/>
+          <w:szCs w:val="28"/>
+        </w:rPr>
+        <w:t xml:space="preserve"> {</w:t>
+      </w:r>
+    </w:p>
+    <w:p>
+      <w:pPr>
+        <w:spacing w:after="0" w:line="360" w:lineRule="auto"/>
+        <w:ind w:firstLine="709"/>
+        <w:jc w:val="both"/>
+        <w:rPr>
+          <w:rFonts w:cs="Times New Roman"/>
+          <w:szCs w:val="28"/>
+        </w:rPr>
+      </w:pPr>
+      <w:r>
+        <w:rPr>
+          <w:rFonts w:cs="Times New Roman"/>
+          <w:szCs w:val="28"/>
+          <w:lang w:val="en-US"/>
+        </w:rPr>
+        <w:t> </w:t>
+      </w:r>
+      <w:r>
+        <w:rPr>
+          <w:rFonts w:cs="Times New Roman"/>
+          <w:szCs w:val="28"/>
+        </w:rPr>
+        <w:t xml:space="preserve"> </w:t>
+      </w:r>
+      <w:r>
+        <w:rPr>
+          <w:rFonts w:cs="Times New Roman"/>
+          <w:szCs w:val="28"/>
+          <w:lang w:val="en-US"/>
+        </w:rPr>
+        <w:t> </w:t>
+      </w:r>
+      <w:r>
+        <w:rPr>
+          <w:rFonts w:cs="Times New Roman"/>
+          <w:szCs w:val="28"/>
+        </w:rPr>
+        <w:t xml:space="preserve"> </w:t>
+      </w:r>
+      <w:r>
+        <w:rPr>
+          <w:rFonts w:cs="Times New Roman"/>
+          <w:szCs w:val="28"/>
+          <w:lang w:val="en-US"/>
+        </w:rPr>
+        <w:t> </w:t>
+      </w:r>
+      <w:r>
+        <w:rPr>
+          <w:rFonts w:cs="Times New Roman"/>
+          <w:szCs w:val="28"/>
+        </w:rPr>
+        <w:t xml:space="preserve"> </w:t>
+      </w:r>
+      <w:r>
+        <w:rPr>
+          <w:rFonts w:cs="Times New Roman"/>
+          <w:szCs w:val="28"/>
+          <w:lang w:val="en-US"/>
+        </w:rPr>
+        <w:t> </w:t>
+      </w:r>
+      <w:r>
+        <w:rPr>
+          <w:rFonts w:cs="Times New Roman"/>
+          <w:szCs w:val="28"/>
+        </w:rPr>
+        <w:t xml:space="preserve"> "</w:t>
+      </w:r>
+      <w:r>
+        <w:rPr>
+          <w:rFonts w:cs="Times New Roman"/>
+          <w:szCs w:val="28"/>
+          <w:lang w:val="en-US"/>
+        </w:rPr>
+        <w:t>id</w:t>
+      </w:r>
+      <w:r>
+        <w:rPr>
+          <w:rFonts w:cs="Times New Roman"/>
+          <w:szCs w:val="28"/>
+        </w:rPr>
+        <w:t>": 1,</w:t>
+      </w:r>
+    </w:p>
+    <w:p>
+      <w:pPr>
+        <w:spacing w:after="0" w:line="360" w:lineRule="auto"/>
+        <w:ind w:firstLine="709"/>
+        <w:jc w:val="both"/>
+        <w:rPr>
+          <w:rFonts w:cs="Times New Roman"/>
+          <w:szCs w:val="28"/>
+        </w:rPr>
+      </w:pPr>
+      <w:r>
+        <w:rPr>
+          <w:rFonts w:cs="Times New Roman"/>
+          <w:szCs w:val="28"/>
+          <w:lang w:val="en-US"/>
+        </w:rPr>
+        <w:t> </w:t>
+      </w:r>
+      <w:r>
+        <w:rPr>
+          <w:rFonts w:cs="Times New Roman"/>
+          <w:szCs w:val="28"/>
+        </w:rPr>
+        <w:t xml:space="preserve"> </w:t>
+      </w:r>
+      <w:r>
+        <w:rPr>
+          <w:rFonts w:cs="Times New Roman"/>
+          <w:szCs w:val="28"/>
+          <w:lang w:val="en-US"/>
+        </w:rPr>
+        <w:t> </w:t>
+      </w:r>
+      <w:r>
+        <w:rPr>
+          <w:rFonts w:cs="Times New Roman"/>
+          <w:szCs w:val="28"/>
+        </w:rPr>
+        <w:t xml:space="preserve"> </w:t>
+      </w:r>
+      <w:r>
+        <w:rPr>
+          <w:rFonts w:cs="Times New Roman"/>
+          <w:szCs w:val="28"/>
+          <w:lang w:val="en-US"/>
+        </w:rPr>
+        <w:t> </w:t>
+      </w:r>
+      <w:r>
+        <w:rPr>
+          <w:rFonts w:cs="Times New Roman"/>
+          <w:szCs w:val="28"/>
+        </w:rPr>
+        <w:t xml:space="preserve"> </w:t>
+      </w:r>
+      <w:r>
+        <w:rPr>
+          <w:rFonts w:cs="Times New Roman"/>
+          <w:szCs w:val="28"/>
+          <w:lang w:val="en-US"/>
+        </w:rPr>
+        <w:t> </w:t>
+      </w:r>
+      <w:r>
+        <w:rPr>
+          <w:rFonts w:cs="Times New Roman"/>
+          <w:szCs w:val="28"/>
+        </w:rPr>
+        <w:t xml:space="preserve"> "</w:t>
       </w:r>
       <w:proofErr w:type="spellStart"/>
       <w:r>
@@ -14428,7 +14822,6 @@
         <w:rPr>
           <w:rFonts w:cs="Times New Roman"/>
           <w:szCs w:val="28"/>
-          <w:lang w:val="en-US"/>
         </w:rPr>
         <w:t>": 1,</w:t>
       </w:r>
@@ -14441,54 +14834,139 @@
         <w:rPr>
           <w:rFonts w:cs="Times New Roman"/>
           <w:szCs w:val="28"/>
-          <w:lang w:val="en-US"/>
-        </w:rPr>
-      </w:pPr>
-      <w:r>
-        <w:rPr>
-          <w:rFonts w:cs="Times New Roman"/>
-          <w:szCs w:val="28"/>
-          <w:lang w:val="en-US"/>
-        </w:rPr>
-        <w:t>        "amount": 1000</w:t>
-      </w:r>
-    </w:p>
-    <w:p>
-      <w:pPr>
-        <w:spacing w:after="0" w:line="360" w:lineRule="auto"/>
-        <w:ind w:firstLine="709"/>
-        <w:jc w:val="both"/>
-        <w:rPr>
-          <w:rFonts w:cs="Times New Roman"/>
-          <w:szCs w:val="28"/>
-          <w:lang w:val="en-US"/>
-        </w:rPr>
-      </w:pPr>
-      <w:r>
-        <w:rPr>
-          <w:rFonts w:cs="Times New Roman"/>
-          <w:szCs w:val="28"/>
-          <w:lang w:val="en-US"/>
-        </w:rPr>
-        <w:t>    }</w:t>
-      </w:r>
-    </w:p>
-    <w:p>
-      <w:pPr>
-        <w:spacing w:after="0" w:line="360" w:lineRule="auto"/>
-        <w:ind w:firstLine="709"/>
-        <w:jc w:val="both"/>
-        <w:rPr>
-          <w:rFonts w:cs="Times New Roman"/>
-          <w:szCs w:val="28"/>
-          <w:lang w:val="en-US"/>
-        </w:rPr>
-      </w:pPr>
-      <w:r>
-        <w:rPr>
-          <w:rFonts w:cs="Times New Roman"/>
-          <w:szCs w:val="28"/>
-          <w:lang w:val="en-US"/>
+        </w:rPr>
+      </w:pPr>
+      <w:r>
+        <w:rPr>
+          <w:rFonts w:cs="Times New Roman"/>
+          <w:szCs w:val="28"/>
+          <w:lang w:val="en-US"/>
+        </w:rPr>
+        <w:t> </w:t>
+      </w:r>
+      <w:r>
+        <w:rPr>
+          <w:rFonts w:cs="Times New Roman"/>
+          <w:szCs w:val="28"/>
+        </w:rPr>
+        <w:t xml:space="preserve"> </w:t>
+      </w:r>
+      <w:r>
+        <w:rPr>
+          <w:rFonts w:cs="Times New Roman"/>
+          <w:szCs w:val="28"/>
+          <w:lang w:val="en-US"/>
+        </w:rPr>
+        <w:t> </w:t>
+      </w:r>
+      <w:r>
+        <w:rPr>
+          <w:rFonts w:cs="Times New Roman"/>
+          <w:szCs w:val="28"/>
+        </w:rPr>
+        <w:t xml:space="preserve"> </w:t>
+      </w:r>
+      <w:r>
+        <w:rPr>
+          <w:rFonts w:cs="Times New Roman"/>
+          <w:szCs w:val="28"/>
+          <w:lang w:val="en-US"/>
+        </w:rPr>
+        <w:t> </w:t>
+      </w:r>
+      <w:r>
+        <w:rPr>
+          <w:rFonts w:cs="Times New Roman"/>
+          <w:szCs w:val="28"/>
+        </w:rPr>
+        <w:t xml:space="preserve"> </w:t>
+      </w:r>
+      <w:r>
+        <w:rPr>
+          <w:rFonts w:cs="Times New Roman"/>
+          <w:szCs w:val="28"/>
+          <w:lang w:val="en-US"/>
+        </w:rPr>
+        <w:t> </w:t>
+      </w:r>
+      <w:r>
+        <w:rPr>
+          <w:rFonts w:cs="Times New Roman"/>
+          <w:szCs w:val="28"/>
+        </w:rPr>
+        <w:t xml:space="preserve"> "</w:t>
+      </w:r>
+      <w:r>
+        <w:rPr>
+          <w:rFonts w:cs="Times New Roman"/>
+          <w:szCs w:val="28"/>
+          <w:lang w:val="en-US"/>
+        </w:rPr>
+        <w:t>amount</w:t>
+      </w:r>
+      <w:r>
+        <w:rPr>
+          <w:rFonts w:cs="Times New Roman"/>
+          <w:szCs w:val="28"/>
+        </w:rPr>
+        <w:t>": 1000</w:t>
+      </w:r>
+    </w:p>
+    <w:p>
+      <w:pPr>
+        <w:spacing w:after="0" w:line="360" w:lineRule="auto"/>
+        <w:ind w:firstLine="709"/>
+        <w:jc w:val="both"/>
+        <w:rPr>
+          <w:rFonts w:cs="Times New Roman"/>
+          <w:szCs w:val="28"/>
+        </w:rPr>
+      </w:pPr>
+      <w:r>
+        <w:rPr>
+          <w:rFonts w:cs="Times New Roman"/>
+          <w:szCs w:val="28"/>
+          <w:lang w:val="en-US"/>
+        </w:rPr>
+        <w:t> </w:t>
+      </w:r>
+      <w:r>
+        <w:rPr>
+          <w:rFonts w:cs="Times New Roman"/>
+          <w:szCs w:val="28"/>
+        </w:rPr>
+        <w:t xml:space="preserve"> </w:t>
+      </w:r>
+      <w:r>
+        <w:rPr>
+          <w:rFonts w:cs="Times New Roman"/>
+          <w:szCs w:val="28"/>
+          <w:lang w:val="en-US"/>
+        </w:rPr>
+        <w:t> </w:t>
+      </w:r>
+      <w:r>
+        <w:rPr>
+          <w:rFonts w:cs="Times New Roman"/>
+          <w:szCs w:val="28"/>
+        </w:rPr>
+        <w:t xml:space="preserve"> }</w:t>
+      </w:r>
+    </w:p>
+    <w:p>
+      <w:pPr>
+        <w:spacing w:after="0" w:line="360" w:lineRule="auto"/>
+        <w:ind w:firstLine="709"/>
+        <w:jc w:val="both"/>
+        <w:rPr>
+          <w:rFonts w:cs="Times New Roman"/>
+          <w:szCs w:val="28"/>
+        </w:rPr>
+      </w:pPr>
+      <w:r>
+        <w:rPr>
+          <w:rFonts w:cs="Times New Roman"/>
+          <w:szCs w:val="28"/>
         </w:rPr>
         <w:t>]</w:t>
       </w:r>
@@ -14501,7 +14979,6 @@
         <w:rPr>
           <w:rFonts w:cs="Times New Roman"/>
           <w:szCs w:val="28"/>
-          <w:lang w:val="en-US"/>
         </w:rPr>
       </w:pPr>
       <w:r>
@@ -14515,7 +14992,6 @@
         <w:rPr>
           <w:rFonts w:cs="Times New Roman"/>
           <w:szCs w:val="28"/>
-          <w:lang w:val="en-US"/>
         </w:rPr>
         <w:t xml:space="preserve"> #2 </w:t>
       </w:r>
@@ -14535,7 +15011,6 @@
         <w:rPr>
           <w:rFonts w:cs="Times New Roman"/>
           <w:szCs w:val="28"/>
-          <w:lang w:val="en-US"/>
         </w:rPr>
       </w:pPr>
       <w:r>
@@ -17478,6 +17953,7 @@
   <w:style w:type="character" w:default="1" w:styleId="a0">
     <w:name w:val="Default Paragraph Font"/>
     <w:uiPriority w:val="1"/>
+    <w:semiHidden/>
     <w:unhideWhenUsed/>
   </w:style>
   <w:style w:type="table" w:default="1" w:styleId="a1">
